--- a/gouvernance/word/25_Fiche_d_affectation_du_materiel.docx
+++ b/gouvernance/word/25_Fiche_d_affectation_du_materiel.docx
@@ -113,7 +113,7 @@
           <w:sz w:val="17"/>
           <w:szCs w:val="17"/>
         </w:rPr>
-        <w:t xml:space="preserve">Une fiche par bénévole · Matériel restitué en fin d'engagement</w:t>
+        <w:t xml:space="preserve">Une fiche par bénévole · Matériel restitué en fin d'engagement · Véhicule : liste des conducteurs et carnet de bord</w:t>
       </w:r>
     </w:p>
     <w:p>
@@ -771,7 +771,7 @@
                 <w:sz w:val="18"/>
                 <w:szCs w:val="18"/>
               </w:rPr>
-              <w:t xml:space="preserve">Talkie-walkie et oreillette</w:t>
+              <w:t xml:space="preserve">Radio (talkie-walkie) et oreillette</w:t>
             </w:r>
           </w:p>
         </w:tc>
@@ -902,7 +902,266 @@
                 <w:sz w:val="18"/>
                 <w:szCs w:val="18"/>
               </w:rPr>
-              <w:t xml:space="preserve">Sac d'intervention et trousse de secours</w:t>
+              <w:t xml:space="preserve">Téléphone d'astreinte (avec forfait)</w:t>
+            </w:r>
+          </w:p>
+        </w:tc>
+        <w:tc>
+          <w:tcPr>
+            <w:tcW w:type="dxa" w:w="1900"/>
+            <w:tcBorders>
+              <w:top w:val="single" w:color="D9CCEF" w:sz="4"/>
+              <w:left w:val="single" w:color="D9CCEF" w:sz="4"/>
+              <w:bottom w:val="single" w:color="D9CCEF" w:sz="4"/>
+              <w:right w:val="single" w:color="D9CCEF" w:sz="4"/>
+            </w:tcBorders>
+            <w:tcMar>
+              <w:top w:type="dxa" w:w="60"/>
+              <w:left w:type="dxa" w:w="100"/>
+              <w:bottom w:type="dxa" w:w="60"/>
+              <w:right w:type="dxa" w:w="100"/>
+            </w:tcMar>
+            <w:vAlign w:val="top"/>
+          </w:tcPr>
+          <w:p>
+            <w:pPr>
+              <w:spacing w:after="40" w:before="40"/>
+            </w:pPr>
+          </w:p>
+        </w:tc>
+        <w:tc>
+          <w:tcPr>
+            <w:tcW w:type="dxa" w:w="1500"/>
+            <w:tcBorders>
+              <w:top w:val="single" w:color="D9CCEF" w:sz="4"/>
+              <w:left w:val="single" w:color="D9CCEF" w:sz="4"/>
+              <w:bottom w:val="single" w:color="D9CCEF" w:sz="4"/>
+              <w:right w:val="single" w:color="D9CCEF" w:sz="4"/>
+            </w:tcBorders>
+            <w:tcMar>
+              <w:top w:type="dxa" w:w="60"/>
+              <w:left w:type="dxa" w:w="100"/>
+              <w:bottom w:type="dxa" w:w="60"/>
+              <w:right w:type="dxa" w:w="100"/>
+            </w:tcMar>
+            <w:vAlign w:val="top"/>
+          </w:tcPr>
+          <w:p>
+            <w:pPr>
+              <w:spacing w:after="40" w:before="40"/>
+            </w:pPr>
+          </w:p>
+        </w:tc>
+        <w:tc>
+          <w:tcPr>
+            <w:tcW w:type="dxa" w:w="1500"/>
+            <w:tcBorders>
+              <w:top w:val="single" w:color="D9CCEF" w:sz="4"/>
+              <w:left w:val="single" w:color="D9CCEF" w:sz="4"/>
+              <w:bottom w:val="single" w:color="D9CCEF" w:sz="4"/>
+              <w:right w:val="single" w:color="D9CCEF" w:sz="4"/>
+            </w:tcBorders>
+            <w:tcMar>
+              <w:top w:type="dxa" w:w="60"/>
+              <w:left w:type="dxa" w:w="100"/>
+              <w:bottom w:type="dxa" w:w="60"/>
+              <w:right w:type="dxa" w:w="100"/>
+            </w:tcMar>
+            <w:vAlign w:val="top"/>
+          </w:tcPr>
+          <w:p>
+            <w:pPr>
+              <w:spacing w:after="40" w:before="40"/>
+            </w:pPr>
+          </w:p>
+        </w:tc>
+        <w:tc>
+          <w:tcPr>
+            <w:tcW w:type="dxa" w:w="1538"/>
+            <w:tcBorders>
+              <w:top w:val="single" w:color="D9CCEF" w:sz="4"/>
+              <w:left w:val="single" w:color="D9CCEF" w:sz="4"/>
+              <w:bottom w:val="single" w:color="D9CCEF" w:sz="4"/>
+              <w:right w:val="single" w:color="D9CCEF" w:sz="4"/>
+            </w:tcBorders>
+            <w:tcMar>
+              <w:top w:type="dxa" w:w="60"/>
+              <w:left w:type="dxa" w:w="100"/>
+              <w:bottom w:type="dxa" w:w="60"/>
+              <w:right w:type="dxa" w:w="100"/>
+            </w:tcMar>
+            <w:vAlign w:val="top"/>
+          </w:tcPr>
+          <w:p>
+            <w:pPr>
+              <w:spacing w:after="40" w:before="40"/>
+            </w:pPr>
+          </w:p>
+        </w:tc>
+      </w:tr>
+      <w:tr>
+        <w:trPr>
+          <w:cantSplit/>
+        </w:trPr>
+        <w:tc>
+          <w:tcPr>
+            <w:tcW w:type="dxa" w:w="3200"/>
+            <w:tcBorders>
+              <w:top w:val="single" w:color="D9CCEF" w:sz="4"/>
+              <w:left w:val="single" w:color="D9CCEF" w:sz="4"/>
+              <w:bottom w:val="single" w:color="D9CCEF" w:sz="4"/>
+              <w:right w:val="single" w:color="D9CCEF" w:sz="4"/>
+            </w:tcBorders>
+            <w:shd w:fill="F7F3FD" w:color="auto" w:val="clear"/>
+            <w:tcMar>
+              <w:top w:type="dxa" w:w="60"/>
+              <w:left w:type="dxa" w:w="100"/>
+              <w:bottom w:type="dxa" w:w="60"/>
+              <w:right w:type="dxa" w:w="100"/>
+            </w:tcMar>
+            <w:vAlign w:val="top"/>
+          </w:tcPr>
+          <w:p>
+            <w:pPr>
+              <w:spacing w:after="40" w:before="40"/>
+            </w:pPr>
+            <w:r>
+              <w:rPr>
+                <w:sz w:val="18"/>
+                <w:szCs w:val="18"/>
+              </w:rPr>
+              <w:t xml:space="preserve">Tablette pour les fiches de liaison</w:t>
+            </w:r>
+          </w:p>
+        </w:tc>
+        <w:tc>
+          <w:tcPr>
+            <w:tcW w:type="dxa" w:w="1900"/>
+            <w:tcBorders>
+              <w:top w:val="single" w:color="D9CCEF" w:sz="4"/>
+              <w:left w:val="single" w:color="D9CCEF" w:sz="4"/>
+              <w:bottom w:val="single" w:color="D9CCEF" w:sz="4"/>
+              <w:right w:val="single" w:color="D9CCEF" w:sz="4"/>
+            </w:tcBorders>
+            <w:shd w:fill="F7F3FD" w:color="auto" w:val="clear"/>
+            <w:tcMar>
+              <w:top w:type="dxa" w:w="60"/>
+              <w:left w:type="dxa" w:w="100"/>
+              <w:bottom w:type="dxa" w:w="60"/>
+              <w:right w:type="dxa" w:w="100"/>
+            </w:tcMar>
+            <w:vAlign w:val="top"/>
+          </w:tcPr>
+          <w:p>
+            <w:pPr>
+              <w:spacing w:after="40" w:before="40"/>
+            </w:pPr>
+          </w:p>
+        </w:tc>
+        <w:tc>
+          <w:tcPr>
+            <w:tcW w:type="dxa" w:w="1500"/>
+            <w:tcBorders>
+              <w:top w:val="single" w:color="D9CCEF" w:sz="4"/>
+              <w:left w:val="single" w:color="D9CCEF" w:sz="4"/>
+              <w:bottom w:val="single" w:color="D9CCEF" w:sz="4"/>
+              <w:right w:val="single" w:color="D9CCEF" w:sz="4"/>
+            </w:tcBorders>
+            <w:shd w:fill="F7F3FD" w:color="auto" w:val="clear"/>
+            <w:tcMar>
+              <w:top w:type="dxa" w:w="60"/>
+              <w:left w:type="dxa" w:w="100"/>
+              <w:bottom w:type="dxa" w:w="60"/>
+              <w:right w:type="dxa" w:w="100"/>
+            </w:tcMar>
+            <w:vAlign w:val="top"/>
+          </w:tcPr>
+          <w:p>
+            <w:pPr>
+              <w:spacing w:after="40" w:before="40"/>
+            </w:pPr>
+          </w:p>
+        </w:tc>
+        <w:tc>
+          <w:tcPr>
+            <w:tcW w:type="dxa" w:w="1500"/>
+            <w:tcBorders>
+              <w:top w:val="single" w:color="D9CCEF" w:sz="4"/>
+              <w:left w:val="single" w:color="D9CCEF" w:sz="4"/>
+              <w:bottom w:val="single" w:color="D9CCEF" w:sz="4"/>
+              <w:right w:val="single" w:color="D9CCEF" w:sz="4"/>
+            </w:tcBorders>
+            <w:shd w:fill="F7F3FD" w:color="auto" w:val="clear"/>
+            <w:tcMar>
+              <w:top w:type="dxa" w:w="60"/>
+              <w:left w:type="dxa" w:w="100"/>
+              <w:bottom w:type="dxa" w:w="60"/>
+              <w:right w:type="dxa" w:w="100"/>
+            </w:tcMar>
+            <w:vAlign w:val="top"/>
+          </w:tcPr>
+          <w:p>
+            <w:pPr>
+              <w:spacing w:after="40" w:before="40"/>
+            </w:pPr>
+          </w:p>
+        </w:tc>
+        <w:tc>
+          <w:tcPr>
+            <w:tcW w:type="dxa" w:w="1538"/>
+            <w:tcBorders>
+              <w:top w:val="single" w:color="D9CCEF" w:sz="4"/>
+              <w:left w:val="single" w:color="D9CCEF" w:sz="4"/>
+              <w:bottom w:val="single" w:color="D9CCEF" w:sz="4"/>
+              <w:right w:val="single" w:color="D9CCEF" w:sz="4"/>
+            </w:tcBorders>
+            <w:shd w:fill="F7F3FD" w:color="auto" w:val="clear"/>
+            <w:tcMar>
+              <w:top w:type="dxa" w:w="60"/>
+              <w:left w:type="dxa" w:w="100"/>
+              <w:bottom w:type="dxa" w:w="60"/>
+              <w:right w:type="dxa" w:w="100"/>
+            </w:tcMar>
+            <w:vAlign w:val="top"/>
+          </w:tcPr>
+          <w:p>
+            <w:pPr>
+              <w:spacing w:after="40" w:before="40"/>
+            </w:pPr>
+          </w:p>
+        </w:tc>
+      </w:tr>
+      <w:tr>
+        <w:trPr>
+          <w:cantSplit/>
+        </w:trPr>
+        <w:tc>
+          <w:tcPr>
+            <w:tcW w:type="dxa" w:w="3200"/>
+            <w:tcBorders>
+              <w:top w:val="single" w:color="D9CCEF" w:sz="4"/>
+              <w:left w:val="single" w:color="D9CCEF" w:sz="4"/>
+              <w:bottom w:val="single" w:color="D9CCEF" w:sz="4"/>
+              <w:right w:val="single" w:color="D9CCEF" w:sz="4"/>
+            </w:tcBorders>
+            <w:tcMar>
+              <w:top w:type="dxa" w:w="60"/>
+              <w:left w:type="dxa" w:w="100"/>
+              <w:bottom w:type="dxa" w:w="60"/>
+              <w:right w:type="dxa" w:w="100"/>
+            </w:tcMar>
+            <w:vAlign w:val="top"/>
+          </w:tcPr>
+          <w:p>
+            <w:pPr>
+              <w:spacing w:after="40" w:before="40"/>
+            </w:pPr>
+            <w:r>
+              <w:rPr>
+                <w:sz w:val="18"/>
+                <w:szCs w:val="18"/>
+              </w:rPr>
+              <w:t xml:space="preserve">Sac d'intervention, trousse de secours et lampe</w:t>
             </w:r>
           </w:p>
         </w:tc>
@@ -1343,6 +1602,3022 @@
         </w:tc>
       </w:tr>
     </w:tbl>
+    <w:p>
+      <w:r>
+        <w:br w:type="page"/>
+      </w:r>
+    </w:p>
+    <w:p>
+      <w:pPr>
+        <w:pStyle w:val="Heading1"/>
+      </w:pPr>
+      <w:r>
+        <w:t xml:space="preserve">Véhicule de l'association — conducteurs et carnet de bord</w:t>
+      </w:r>
+    </w:p>
+    <w:p>
+      <w:pPr>
+        <w:spacing w:after="100"/>
+        <w:jc w:val="both"/>
+      </w:pPr>
+      <w:r>
+        <w:t xml:space="preserve">Véhicule 7 places financé par le premier palier · Immatriculation : ______________ · Assurance transport de personnes n° ______________, valable jusqu'au ___/___/______</w:t>
+      </w:r>
+    </w:p>
+    <w:p>
+      <w:pPr>
+        <w:pStyle w:val="Heading3"/>
+      </w:pPr>
+      <w:r>
+        <w:t xml:space="preserve">Conducteurs désignés par le Bureau</w:t>
+      </w:r>
+    </w:p>
+    <w:tbl>
+      <w:tblPr>
+        <w:tblW w:type="dxa" w:w="9638"/>
+        <w:tblBorders>
+          <w:top w:val="single" w:color="auto" w:sz="4"/>
+          <w:left w:val="single" w:color="auto" w:sz="4"/>
+          <w:bottom w:val="single" w:color="auto" w:sz="4"/>
+          <w:right w:val="single" w:color="auto" w:sz="4"/>
+          <w:insideH w:val="single" w:color="auto" w:sz="4"/>
+          <w:insideV w:val="single" w:color="auto" w:sz="4"/>
+        </w:tblBorders>
+      </w:tblPr>
+      <w:tblGrid>
+        <w:gridCol w:w="2600"/>
+        <w:gridCol w:w="2200"/>
+        <w:gridCol w:w="1400"/>
+        <w:gridCol w:w="1400"/>
+        <w:gridCol w:w="2038"/>
+      </w:tblGrid>
+      <w:tr>
+        <w:trPr>
+          <w:tblHeader/>
+        </w:trPr>
+        <w:tc>
+          <w:tcPr>
+            <w:tcW w:type="dxa" w:w="2600"/>
+            <w:tcBorders>
+              <w:top w:val="single" w:color="D9CCEF" w:sz="4"/>
+              <w:left w:val="single" w:color="D9CCEF" w:sz="4"/>
+              <w:bottom w:val="single" w:color="D9CCEF" w:sz="4"/>
+              <w:right w:val="single" w:color="D9CCEF" w:sz="4"/>
+            </w:tcBorders>
+            <w:shd w:fill="2A0E45" w:color="auto" w:val="clear"/>
+            <w:tcMar>
+              <w:top w:type="dxa" w:w="60"/>
+              <w:left w:type="dxa" w:w="100"/>
+              <w:bottom w:type="dxa" w:w="60"/>
+              <w:right w:type="dxa" w:w="100"/>
+            </w:tcMar>
+            <w:vAlign w:val="top"/>
+          </w:tcPr>
+          <w:p>
+            <w:pPr>
+              <w:spacing w:after="40" w:before="40"/>
+            </w:pPr>
+            <w:r>
+              <w:rPr>
+                <w:b/>
+                <w:bCs/>
+                <w:color w:val="FFFFFF"/>
+                <w:sz w:val="17"/>
+                <w:szCs w:val="17"/>
+              </w:rPr>
+              <w:t xml:space="preserve">Nom et prénom</w:t>
+            </w:r>
+          </w:p>
+        </w:tc>
+        <w:tc>
+          <w:tcPr>
+            <w:tcW w:type="dxa" w:w="2200"/>
+            <w:tcBorders>
+              <w:top w:val="single" w:color="D9CCEF" w:sz="4"/>
+              <w:left w:val="single" w:color="D9CCEF" w:sz="4"/>
+              <w:bottom w:val="single" w:color="D9CCEF" w:sz="4"/>
+              <w:right w:val="single" w:color="D9CCEF" w:sz="4"/>
+            </w:tcBorders>
+            <w:shd w:fill="2A0E45" w:color="auto" w:val="clear"/>
+            <w:tcMar>
+              <w:top w:type="dxa" w:w="60"/>
+              <w:left w:type="dxa" w:w="100"/>
+              <w:bottom w:type="dxa" w:w="60"/>
+              <w:right w:type="dxa" w:w="100"/>
+            </w:tcMar>
+            <w:vAlign w:val="top"/>
+          </w:tcPr>
+          <w:p>
+            <w:pPr>
+              <w:spacing w:after="40" w:before="40"/>
+            </w:pPr>
+            <w:r>
+              <w:rPr>
+                <w:b/>
+                <w:bCs/>
+                <w:color w:val="FFFFFF"/>
+                <w:sz w:val="17"/>
+                <w:szCs w:val="17"/>
+              </w:rPr>
+              <w:t xml:space="preserve">Permis n° / date d'obtention</w:t>
+            </w:r>
+          </w:p>
+        </w:tc>
+        <w:tc>
+          <w:tcPr>
+            <w:tcW w:type="dxa" w:w="1400"/>
+            <w:tcBorders>
+              <w:top w:val="single" w:color="D9CCEF" w:sz="4"/>
+              <w:left w:val="single" w:color="D9CCEF" w:sz="4"/>
+              <w:bottom w:val="single" w:color="D9CCEF" w:sz="4"/>
+              <w:right w:val="single" w:color="D9CCEF" w:sz="4"/>
+            </w:tcBorders>
+            <w:shd w:fill="2A0E45" w:color="auto" w:val="clear"/>
+            <w:tcMar>
+              <w:top w:type="dxa" w:w="60"/>
+              <w:left w:type="dxa" w:w="100"/>
+              <w:bottom w:type="dxa" w:w="60"/>
+              <w:right w:type="dxa" w:w="100"/>
+            </w:tcMar>
+            <w:vAlign w:val="top"/>
+          </w:tcPr>
+          <w:p>
+            <w:pPr>
+              <w:spacing w:after="40" w:before="40"/>
+            </w:pPr>
+            <w:r>
+              <w:rPr>
+                <w:b/>
+                <w:bCs/>
+                <w:color w:val="FFFFFF"/>
+                <w:sz w:val="17"/>
+                <w:szCs w:val="17"/>
+              </w:rPr>
+              <w:t xml:space="preserve">Permis vu le</w:t>
+            </w:r>
+          </w:p>
+        </w:tc>
+        <w:tc>
+          <w:tcPr>
+            <w:tcW w:type="dxa" w:w="1400"/>
+            <w:tcBorders>
+              <w:top w:val="single" w:color="D9CCEF" w:sz="4"/>
+              <w:left w:val="single" w:color="D9CCEF" w:sz="4"/>
+              <w:bottom w:val="single" w:color="D9CCEF" w:sz="4"/>
+              <w:right w:val="single" w:color="D9CCEF" w:sz="4"/>
+            </w:tcBorders>
+            <w:shd w:fill="2A0E45" w:color="auto" w:val="clear"/>
+            <w:tcMar>
+              <w:top w:type="dxa" w:w="60"/>
+              <w:left w:type="dxa" w:w="100"/>
+              <w:bottom w:type="dxa" w:w="60"/>
+              <w:right w:type="dxa" w:w="100"/>
+            </w:tcMar>
+            <w:vAlign w:val="top"/>
+          </w:tcPr>
+          <w:p>
+            <w:pPr>
+              <w:spacing w:after="40" w:before="40"/>
+            </w:pPr>
+            <w:r>
+              <w:rPr>
+                <w:b/>
+                <w:bCs/>
+                <w:color w:val="FFFFFF"/>
+                <w:sz w:val="17"/>
+                <w:szCs w:val="17"/>
+              </w:rPr>
+              <w:t xml:space="preserve">Désigné le</w:t>
+            </w:r>
+          </w:p>
+        </w:tc>
+        <w:tc>
+          <w:tcPr>
+            <w:tcW w:type="dxa" w:w="2038"/>
+            <w:tcBorders>
+              <w:top w:val="single" w:color="D9CCEF" w:sz="4"/>
+              <w:left w:val="single" w:color="D9CCEF" w:sz="4"/>
+              <w:bottom w:val="single" w:color="D9CCEF" w:sz="4"/>
+              <w:right w:val="single" w:color="D9CCEF" w:sz="4"/>
+            </w:tcBorders>
+            <w:shd w:fill="2A0E45" w:color="auto" w:val="clear"/>
+            <w:tcMar>
+              <w:top w:type="dxa" w:w="60"/>
+              <w:left w:type="dxa" w:w="100"/>
+              <w:bottom w:type="dxa" w:w="60"/>
+              <w:right w:type="dxa" w:w="100"/>
+            </w:tcMar>
+            <w:vAlign w:val="top"/>
+          </w:tcPr>
+          <w:p>
+            <w:pPr>
+              <w:spacing w:after="40" w:before="40"/>
+            </w:pPr>
+            <w:r>
+              <w:rPr>
+                <w:b/>
+                <w:bCs/>
+                <w:color w:val="FFFFFF"/>
+                <w:sz w:val="17"/>
+                <w:szCs w:val="17"/>
+              </w:rPr>
+              <w:t xml:space="preserve">Visa du Président</w:t>
+            </w:r>
+          </w:p>
+        </w:tc>
+      </w:tr>
+      <w:tr>
+        <w:trPr>
+          <w:cantSplit/>
+        </w:trPr>
+        <w:tc>
+          <w:tcPr>
+            <w:tcW w:type="dxa" w:w="2600"/>
+            <w:tcBorders>
+              <w:top w:val="single" w:color="D9CCEF" w:sz="4"/>
+              <w:left w:val="single" w:color="D9CCEF" w:sz="4"/>
+              <w:bottom w:val="single" w:color="D9CCEF" w:sz="4"/>
+              <w:right w:val="single" w:color="D9CCEF" w:sz="4"/>
+            </w:tcBorders>
+            <w:tcMar>
+              <w:top w:type="dxa" w:w="60"/>
+              <w:left w:type="dxa" w:w="100"/>
+              <w:bottom w:type="dxa" w:w="60"/>
+              <w:right w:type="dxa" w:w="100"/>
+            </w:tcMar>
+            <w:vAlign w:val="top"/>
+          </w:tcPr>
+          <w:p>
+            <w:pPr>
+              <w:spacing w:after="40" w:before="40"/>
+            </w:pPr>
+          </w:p>
+        </w:tc>
+        <w:tc>
+          <w:tcPr>
+            <w:tcW w:type="dxa" w:w="2200"/>
+            <w:tcBorders>
+              <w:top w:val="single" w:color="D9CCEF" w:sz="4"/>
+              <w:left w:val="single" w:color="D9CCEF" w:sz="4"/>
+              <w:bottom w:val="single" w:color="D9CCEF" w:sz="4"/>
+              <w:right w:val="single" w:color="D9CCEF" w:sz="4"/>
+            </w:tcBorders>
+            <w:tcMar>
+              <w:top w:type="dxa" w:w="60"/>
+              <w:left w:type="dxa" w:w="100"/>
+              <w:bottom w:type="dxa" w:w="60"/>
+              <w:right w:type="dxa" w:w="100"/>
+            </w:tcMar>
+            <w:vAlign w:val="top"/>
+          </w:tcPr>
+          <w:p>
+            <w:pPr>
+              <w:spacing w:after="40" w:before="40"/>
+            </w:pPr>
+          </w:p>
+        </w:tc>
+        <w:tc>
+          <w:tcPr>
+            <w:tcW w:type="dxa" w:w="1400"/>
+            <w:tcBorders>
+              <w:top w:val="single" w:color="D9CCEF" w:sz="4"/>
+              <w:left w:val="single" w:color="D9CCEF" w:sz="4"/>
+              <w:bottom w:val="single" w:color="D9CCEF" w:sz="4"/>
+              <w:right w:val="single" w:color="D9CCEF" w:sz="4"/>
+            </w:tcBorders>
+            <w:tcMar>
+              <w:top w:type="dxa" w:w="60"/>
+              <w:left w:type="dxa" w:w="100"/>
+              <w:bottom w:type="dxa" w:w="60"/>
+              <w:right w:type="dxa" w:w="100"/>
+            </w:tcMar>
+            <w:vAlign w:val="top"/>
+          </w:tcPr>
+          <w:p>
+            <w:pPr>
+              <w:spacing w:after="40" w:before="40"/>
+            </w:pPr>
+          </w:p>
+        </w:tc>
+        <w:tc>
+          <w:tcPr>
+            <w:tcW w:type="dxa" w:w="1400"/>
+            <w:tcBorders>
+              <w:top w:val="single" w:color="D9CCEF" w:sz="4"/>
+              <w:left w:val="single" w:color="D9CCEF" w:sz="4"/>
+              <w:bottom w:val="single" w:color="D9CCEF" w:sz="4"/>
+              <w:right w:val="single" w:color="D9CCEF" w:sz="4"/>
+            </w:tcBorders>
+            <w:tcMar>
+              <w:top w:type="dxa" w:w="60"/>
+              <w:left w:type="dxa" w:w="100"/>
+              <w:bottom w:type="dxa" w:w="60"/>
+              <w:right w:type="dxa" w:w="100"/>
+            </w:tcMar>
+            <w:vAlign w:val="top"/>
+          </w:tcPr>
+          <w:p>
+            <w:pPr>
+              <w:spacing w:after="40" w:before="40"/>
+            </w:pPr>
+          </w:p>
+        </w:tc>
+        <w:tc>
+          <w:tcPr>
+            <w:tcW w:type="dxa" w:w="2038"/>
+            <w:tcBorders>
+              <w:top w:val="single" w:color="D9CCEF" w:sz="4"/>
+              <w:left w:val="single" w:color="D9CCEF" w:sz="4"/>
+              <w:bottom w:val="single" w:color="D9CCEF" w:sz="4"/>
+              <w:right w:val="single" w:color="D9CCEF" w:sz="4"/>
+            </w:tcBorders>
+            <w:tcMar>
+              <w:top w:type="dxa" w:w="60"/>
+              <w:left w:type="dxa" w:w="100"/>
+              <w:bottom w:type="dxa" w:w="60"/>
+              <w:right w:type="dxa" w:w="100"/>
+            </w:tcMar>
+            <w:vAlign w:val="top"/>
+          </w:tcPr>
+          <w:p>
+            <w:pPr>
+              <w:spacing w:after="40" w:before="40"/>
+            </w:pPr>
+          </w:p>
+        </w:tc>
+      </w:tr>
+      <w:tr>
+        <w:trPr>
+          <w:cantSplit/>
+        </w:trPr>
+        <w:tc>
+          <w:tcPr>
+            <w:tcW w:type="dxa" w:w="2600"/>
+            <w:tcBorders>
+              <w:top w:val="single" w:color="D9CCEF" w:sz="4"/>
+              <w:left w:val="single" w:color="D9CCEF" w:sz="4"/>
+              <w:bottom w:val="single" w:color="D9CCEF" w:sz="4"/>
+              <w:right w:val="single" w:color="D9CCEF" w:sz="4"/>
+            </w:tcBorders>
+            <w:shd w:fill="F7F3FD" w:color="auto" w:val="clear"/>
+            <w:tcMar>
+              <w:top w:type="dxa" w:w="60"/>
+              <w:left w:type="dxa" w:w="100"/>
+              <w:bottom w:type="dxa" w:w="60"/>
+              <w:right w:type="dxa" w:w="100"/>
+            </w:tcMar>
+            <w:vAlign w:val="top"/>
+          </w:tcPr>
+          <w:p>
+            <w:pPr>
+              <w:spacing w:after="40" w:before="40"/>
+            </w:pPr>
+          </w:p>
+        </w:tc>
+        <w:tc>
+          <w:tcPr>
+            <w:tcW w:type="dxa" w:w="2200"/>
+            <w:tcBorders>
+              <w:top w:val="single" w:color="D9CCEF" w:sz="4"/>
+              <w:left w:val="single" w:color="D9CCEF" w:sz="4"/>
+              <w:bottom w:val="single" w:color="D9CCEF" w:sz="4"/>
+              <w:right w:val="single" w:color="D9CCEF" w:sz="4"/>
+            </w:tcBorders>
+            <w:shd w:fill="F7F3FD" w:color="auto" w:val="clear"/>
+            <w:tcMar>
+              <w:top w:type="dxa" w:w="60"/>
+              <w:left w:type="dxa" w:w="100"/>
+              <w:bottom w:type="dxa" w:w="60"/>
+              <w:right w:type="dxa" w:w="100"/>
+            </w:tcMar>
+            <w:vAlign w:val="top"/>
+          </w:tcPr>
+          <w:p>
+            <w:pPr>
+              <w:spacing w:after="40" w:before="40"/>
+            </w:pPr>
+          </w:p>
+        </w:tc>
+        <w:tc>
+          <w:tcPr>
+            <w:tcW w:type="dxa" w:w="1400"/>
+            <w:tcBorders>
+              <w:top w:val="single" w:color="D9CCEF" w:sz="4"/>
+              <w:left w:val="single" w:color="D9CCEF" w:sz="4"/>
+              <w:bottom w:val="single" w:color="D9CCEF" w:sz="4"/>
+              <w:right w:val="single" w:color="D9CCEF" w:sz="4"/>
+            </w:tcBorders>
+            <w:shd w:fill="F7F3FD" w:color="auto" w:val="clear"/>
+            <w:tcMar>
+              <w:top w:type="dxa" w:w="60"/>
+              <w:left w:type="dxa" w:w="100"/>
+              <w:bottom w:type="dxa" w:w="60"/>
+              <w:right w:type="dxa" w:w="100"/>
+            </w:tcMar>
+            <w:vAlign w:val="top"/>
+          </w:tcPr>
+          <w:p>
+            <w:pPr>
+              <w:spacing w:after="40" w:before="40"/>
+            </w:pPr>
+          </w:p>
+        </w:tc>
+        <w:tc>
+          <w:tcPr>
+            <w:tcW w:type="dxa" w:w="1400"/>
+            <w:tcBorders>
+              <w:top w:val="single" w:color="D9CCEF" w:sz="4"/>
+              <w:left w:val="single" w:color="D9CCEF" w:sz="4"/>
+              <w:bottom w:val="single" w:color="D9CCEF" w:sz="4"/>
+              <w:right w:val="single" w:color="D9CCEF" w:sz="4"/>
+            </w:tcBorders>
+            <w:shd w:fill="F7F3FD" w:color="auto" w:val="clear"/>
+            <w:tcMar>
+              <w:top w:type="dxa" w:w="60"/>
+              <w:left w:type="dxa" w:w="100"/>
+              <w:bottom w:type="dxa" w:w="60"/>
+              <w:right w:type="dxa" w:w="100"/>
+            </w:tcMar>
+            <w:vAlign w:val="top"/>
+          </w:tcPr>
+          <w:p>
+            <w:pPr>
+              <w:spacing w:after="40" w:before="40"/>
+            </w:pPr>
+          </w:p>
+        </w:tc>
+        <w:tc>
+          <w:tcPr>
+            <w:tcW w:type="dxa" w:w="2038"/>
+            <w:tcBorders>
+              <w:top w:val="single" w:color="D9CCEF" w:sz="4"/>
+              <w:left w:val="single" w:color="D9CCEF" w:sz="4"/>
+              <w:bottom w:val="single" w:color="D9CCEF" w:sz="4"/>
+              <w:right w:val="single" w:color="D9CCEF" w:sz="4"/>
+            </w:tcBorders>
+            <w:shd w:fill="F7F3FD" w:color="auto" w:val="clear"/>
+            <w:tcMar>
+              <w:top w:type="dxa" w:w="60"/>
+              <w:left w:type="dxa" w:w="100"/>
+              <w:bottom w:type="dxa" w:w="60"/>
+              <w:right w:type="dxa" w:w="100"/>
+            </w:tcMar>
+            <w:vAlign w:val="top"/>
+          </w:tcPr>
+          <w:p>
+            <w:pPr>
+              <w:spacing w:after="40" w:before="40"/>
+            </w:pPr>
+          </w:p>
+        </w:tc>
+      </w:tr>
+      <w:tr>
+        <w:trPr>
+          <w:cantSplit/>
+        </w:trPr>
+        <w:tc>
+          <w:tcPr>
+            <w:tcW w:type="dxa" w:w="2600"/>
+            <w:tcBorders>
+              <w:top w:val="single" w:color="D9CCEF" w:sz="4"/>
+              <w:left w:val="single" w:color="D9CCEF" w:sz="4"/>
+              <w:bottom w:val="single" w:color="D9CCEF" w:sz="4"/>
+              <w:right w:val="single" w:color="D9CCEF" w:sz="4"/>
+            </w:tcBorders>
+            <w:tcMar>
+              <w:top w:type="dxa" w:w="60"/>
+              <w:left w:type="dxa" w:w="100"/>
+              <w:bottom w:type="dxa" w:w="60"/>
+              <w:right w:type="dxa" w:w="100"/>
+            </w:tcMar>
+            <w:vAlign w:val="top"/>
+          </w:tcPr>
+          <w:p>
+            <w:pPr>
+              <w:spacing w:after="40" w:before="40"/>
+            </w:pPr>
+          </w:p>
+        </w:tc>
+        <w:tc>
+          <w:tcPr>
+            <w:tcW w:type="dxa" w:w="2200"/>
+            <w:tcBorders>
+              <w:top w:val="single" w:color="D9CCEF" w:sz="4"/>
+              <w:left w:val="single" w:color="D9CCEF" w:sz="4"/>
+              <w:bottom w:val="single" w:color="D9CCEF" w:sz="4"/>
+              <w:right w:val="single" w:color="D9CCEF" w:sz="4"/>
+            </w:tcBorders>
+            <w:tcMar>
+              <w:top w:type="dxa" w:w="60"/>
+              <w:left w:type="dxa" w:w="100"/>
+              <w:bottom w:type="dxa" w:w="60"/>
+              <w:right w:type="dxa" w:w="100"/>
+            </w:tcMar>
+            <w:vAlign w:val="top"/>
+          </w:tcPr>
+          <w:p>
+            <w:pPr>
+              <w:spacing w:after="40" w:before="40"/>
+            </w:pPr>
+          </w:p>
+        </w:tc>
+        <w:tc>
+          <w:tcPr>
+            <w:tcW w:type="dxa" w:w="1400"/>
+            <w:tcBorders>
+              <w:top w:val="single" w:color="D9CCEF" w:sz="4"/>
+              <w:left w:val="single" w:color="D9CCEF" w:sz="4"/>
+              <w:bottom w:val="single" w:color="D9CCEF" w:sz="4"/>
+              <w:right w:val="single" w:color="D9CCEF" w:sz="4"/>
+            </w:tcBorders>
+            <w:tcMar>
+              <w:top w:type="dxa" w:w="60"/>
+              <w:left w:type="dxa" w:w="100"/>
+              <w:bottom w:type="dxa" w:w="60"/>
+              <w:right w:type="dxa" w:w="100"/>
+            </w:tcMar>
+            <w:vAlign w:val="top"/>
+          </w:tcPr>
+          <w:p>
+            <w:pPr>
+              <w:spacing w:after="40" w:before="40"/>
+            </w:pPr>
+          </w:p>
+        </w:tc>
+        <w:tc>
+          <w:tcPr>
+            <w:tcW w:type="dxa" w:w="1400"/>
+            <w:tcBorders>
+              <w:top w:val="single" w:color="D9CCEF" w:sz="4"/>
+              <w:left w:val="single" w:color="D9CCEF" w:sz="4"/>
+              <w:bottom w:val="single" w:color="D9CCEF" w:sz="4"/>
+              <w:right w:val="single" w:color="D9CCEF" w:sz="4"/>
+            </w:tcBorders>
+            <w:tcMar>
+              <w:top w:type="dxa" w:w="60"/>
+              <w:left w:type="dxa" w:w="100"/>
+              <w:bottom w:type="dxa" w:w="60"/>
+              <w:right w:type="dxa" w:w="100"/>
+            </w:tcMar>
+            <w:vAlign w:val="top"/>
+          </w:tcPr>
+          <w:p>
+            <w:pPr>
+              <w:spacing w:after="40" w:before="40"/>
+            </w:pPr>
+          </w:p>
+        </w:tc>
+        <w:tc>
+          <w:tcPr>
+            <w:tcW w:type="dxa" w:w="2038"/>
+            <w:tcBorders>
+              <w:top w:val="single" w:color="D9CCEF" w:sz="4"/>
+              <w:left w:val="single" w:color="D9CCEF" w:sz="4"/>
+              <w:bottom w:val="single" w:color="D9CCEF" w:sz="4"/>
+              <w:right w:val="single" w:color="D9CCEF" w:sz="4"/>
+            </w:tcBorders>
+            <w:tcMar>
+              <w:top w:type="dxa" w:w="60"/>
+              <w:left w:type="dxa" w:w="100"/>
+              <w:bottom w:type="dxa" w:w="60"/>
+              <w:right w:type="dxa" w:w="100"/>
+            </w:tcMar>
+            <w:vAlign w:val="top"/>
+          </w:tcPr>
+          <w:p>
+            <w:pPr>
+              <w:spacing w:after="40" w:before="40"/>
+            </w:pPr>
+          </w:p>
+        </w:tc>
+      </w:tr>
+      <w:tr>
+        <w:trPr>
+          <w:cantSplit/>
+        </w:trPr>
+        <w:tc>
+          <w:tcPr>
+            <w:tcW w:type="dxa" w:w="2600"/>
+            <w:tcBorders>
+              <w:top w:val="single" w:color="D9CCEF" w:sz="4"/>
+              <w:left w:val="single" w:color="D9CCEF" w:sz="4"/>
+              <w:bottom w:val="single" w:color="D9CCEF" w:sz="4"/>
+              <w:right w:val="single" w:color="D9CCEF" w:sz="4"/>
+            </w:tcBorders>
+            <w:shd w:fill="F7F3FD" w:color="auto" w:val="clear"/>
+            <w:tcMar>
+              <w:top w:type="dxa" w:w="60"/>
+              <w:left w:type="dxa" w:w="100"/>
+              <w:bottom w:type="dxa" w:w="60"/>
+              <w:right w:type="dxa" w:w="100"/>
+            </w:tcMar>
+            <w:vAlign w:val="top"/>
+          </w:tcPr>
+          <w:p>
+            <w:pPr>
+              <w:spacing w:after="40" w:before="40"/>
+            </w:pPr>
+          </w:p>
+        </w:tc>
+        <w:tc>
+          <w:tcPr>
+            <w:tcW w:type="dxa" w:w="2200"/>
+            <w:tcBorders>
+              <w:top w:val="single" w:color="D9CCEF" w:sz="4"/>
+              <w:left w:val="single" w:color="D9CCEF" w:sz="4"/>
+              <w:bottom w:val="single" w:color="D9CCEF" w:sz="4"/>
+              <w:right w:val="single" w:color="D9CCEF" w:sz="4"/>
+            </w:tcBorders>
+            <w:shd w:fill="F7F3FD" w:color="auto" w:val="clear"/>
+            <w:tcMar>
+              <w:top w:type="dxa" w:w="60"/>
+              <w:left w:type="dxa" w:w="100"/>
+              <w:bottom w:type="dxa" w:w="60"/>
+              <w:right w:type="dxa" w:w="100"/>
+            </w:tcMar>
+            <w:vAlign w:val="top"/>
+          </w:tcPr>
+          <w:p>
+            <w:pPr>
+              <w:spacing w:after="40" w:before="40"/>
+            </w:pPr>
+          </w:p>
+        </w:tc>
+        <w:tc>
+          <w:tcPr>
+            <w:tcW w:type="dxa" w:w="1400"/>
+            <w:tcBorders>
+              <w:top w:val="single" w:color="D9CCEF" w:sz="4"/>
+              <w:left w:val="single" w:color="D9CCEF" w:sz="4"/>
+              <w:bottom w:val="single" w:color="D9CCEF" w:sz="4"/>
+              <w:right w:val="single" w:color="D9CCEF" w:sz="4"/>
+            </w:tcBorders>
+            <w:shd w:fill="F7F3FD" w:color="auto" w:val="clear"/>
+            <w:tcMar>
+              <w:top w:type="dxa" w:w="60"/>
+              <w:left w:type="dxa" w:w="100"/>
+              <w:bottom w:type="dxa" w:w="60"/>
+              <w:right w:type="dxa" w:w="100"/>
+            </w:tcMar>
+            <w:vAlign w:val="top"/>
+          </w:tcPr>
+          <w:p>
+            <w:pPr>
+              <w:spacing w:after="40" w:before="40"/>
+            </w:pPr>
+          </w:p>
+        </w:tc>
+        <w:tc>
+          <w:tcPr>
+            <w:tcW w:type="dxa" w:w="1400"/>
+            <w:tcBorders>
+              <w:top w:val="single" w:color="D9CCEF" w:sz="4"/>
+              <w:left w:val="single" w:color="D9CCEF" w:sz="4"/>
+              <w:bottom w:val="single" w:color="D9CCEF" w:sz="4"/>
+              <w:right w:val="single" w:color="D9CCEF" w:sz="4"/>
+            </w:tcBorders>
+            <w:shd w:fill="F7F3FD" w:color="auto" w:val="clear"/>
+            <w:tcMar>
+              <w:top w:type="dxa" w:w="60"/>
+              <w:left w:type="dxa" w:w="100"/>
+              <w:bottom w:type="dxa" w:w="60"/>
+              <w:right w:type="dxa" w:w="100"/>
+            </w:tcMar>
+            <w:vAlign w:val="top"/>
+          </w:tcPr>
+          <w:p>
+            <w:pPr>
+              <w:spacing w:after="40" w:before="40"/>
+            </w:pPr>
+          </w:p>
+        </w:tc>
+        <w:tc>
+          <w:tcPr>
+            <w:tcW w:type="dxa" w:w="2038"/>
+            <w:tcBorders>
+              <w:top w:val="single" w:color="D9CCEF" w:sz="4"/>
+              <w:left w:val="single" w:color="D9CCEF" w:sz="4"/>
+              <w:bottom w:val="single" w:color="D9CCEF" w:sz="4"/>
+              <w:right w:val="single" w:color="D9CCEF" w:sz="4"/>
+            </w:tcBorders>
+            <w:shd w:fill="F7F3FD" w:color="auto" w:val="clear"/>
+            <w:tcMar>
+              <w:top w:type="dxa" w:w="60"/>
+              <w:left w:type="dxa" w:w="100"/>
+              <w:bottom w:type="dxa" w:w="60"/>
+              <w:right w:type="dxa" w:w="100"/>
+            </w:tcMar>
+            <w:vAlign w:val="top"/>
+          </w:tcPr>
+          <w:p>
+            <w:pPr>
+              <w:spacing w:after="40" w:before="40"/>
+            </w:pPr>
+          </w:p>
+        </w:tc>
+      </w:tr>
+    </w:tbl>
+    <w:p>
+      <w:pPr>
+        <w:spacing w:after="60"/>
+      </w:pPr>
+    </w:p>
+    <w:p>
+      <w:pPr>
+        <w:pStyle w:val="Heading3"/>
+      </w:pPr>
+      <w:r>
+        <w:t xml:space="preserve">Carnet de bord</w:t>
+      </w:r>
+    </w:p>
+    <w:tbl>
+      <w:tblPr>
+        <w:tblW w:type="dxa" w:w="9638"/>
+        <w:tblBorders>
+          <w:top w:val="single" w:color="auto" w:sz="4"/>
+          <w:left w:val="single" w:color="auto" w:sz="4"/>
+          <w:bottom w:val="single" w:color="auto" w:sz="4"/>
+          <w:right w:val="single" w:color="auto" w:sz="4"/>
+          <w:insideH w:val="single" w:color="auto" w:sz="4"/>
+          <w:insideV w:val="single" w:color="auto" w:sz="4"/>
+        </w:tblBorders>
+      </w:tblPr>
+      <w:tblGrid>
+        <w:gridCol w:w="900"/>
+        <w:gridCol w:w="1300"/>
+        <w:gridCol w:w="1300"/>
+        <w:gridCol w:w="1700"/>
+        <w:gridCol w:w="900"/>
+        <w:gridCol w:w="900"/>
+        <w:gridCol w:w="1000"/>
+        <w:gridCol w:w="1638"/>
+      </w:tblGrid>
+      <w:tr>
+        <w:trPr>
+          <w:tblHeader/>
+        </w:trPr>
+        <w:tc>
+          <w:tcPr>
+            <w:tcW w:type="dxa" w:w="900"/>
+            <w:tcBorders>
+              <w:top w:val="single" w:color="D9CCEF" w:sz="4"/>
+              <w:left w:val="single" w:color="D9CCEF" w:sz="4"/>
+              <w:bottom w:val="single" w:color="D9CCEF" w:sz="4"/>
+              <w:right w:val="single" w:color="D9CCEF" w:sz="4"/>
+            </w:tcBorders>
+            <w:shd w:fill="2A0E45" w:color="auto" w:val="clear"/>
+            <w:tcMar>
+              <w:top w:type="dxa" w:w="60"/>
+              <w:left w:type="dxa" w:w="100"/>
+              <w:bottom w:type="dxa" w:w="60"/>
+              <w:right w:type="dxa" w:w="100"/>
+            </w:tcMar>
+            <w:vAlign w:val="top"/>
+          </w:tcPr>
+          <w:p>
+            <w:pPr>
+              <w:spacing w:after="40" w:before="40"/>
+            </w:pPr>
+            <w:r>
+              <w:rPr>
+                <w:b/>
+                <w:bCs/>
+                <w:color w:val="FFFFFF"/>
+                <w:sz w:val="17"/>
+                <w:szCs w:val="17"/>
+              </w:rPr>
+              <w:t xml:space="preserve">Date</w:t>
+            </w:r>
+          </w:p>
+        </w:tc>
+        <w:tc>
+          <w:tcPr>
+            <w:tcW w:type="dxa" w:w="1300"/>
+            <w:tcBorders>
+              <w:top w:val="single" w:color="D9CCEF" w:sz="4"/>
+              <w:left w:val="single" w:color="D9CCEF" w:sz="4"/>
+              <w:bottom w:val="single" w:color="D9CCEF" w:sz="4"/>
+              <w:right w:val="single" w:color="D9CCEF" w:sz="4"/>
+            </w:tcBorders>
+            <w:shd w:fill="2A0E45" w:color="auto" w:val="clear"/>
+            <w:tcMar>
+              <w:top w:type="dxa" w:w="60"/>
+              <w:left w:type="dxa" w:w="100"/>
+              <w:bottom w:type="dxa" w:w="60"/>
+              <w:right w:type="dxa" w:w="100"/>
+            </w:tcMar>
+            <w:vAlign w:val="top"/>
+          </w:tcPr>
+          <w:p>
+            <w:pPr>
+              <w:spacing w:after="40" w:before="40"/>
+            </w:pPr>
+            <w:r>
+              <w:rPr>
+                <w:b/>
+                <w:bCs/>
+                <w:color w:val="FFFFFF"/>
+                <w:sz w:val="17"/>
+                <w:szCs w:val="17"/>
+              </w:rPr>
+              <w:t xml:space="preserve">Conducteur</w:t>
+            </w:r>
+          </w:p>
+        </w:tc>
+        <w:tc>
+          <w:tcPr>
+            <w:tcW w:type="dxa" w:w="1300"/>
+            <w:tcBorders>
+              <w:top w:val="single" w:color="D9CCEF" w:sz="4"/>
+              <w:left w:val="single" w:color="D9CCEF" w:sz="4"/>
+              <w:bottom w:val="single" w:color="D9CCEF" w:sz="4"/>
+              <w:right w:val="single" w:color="D9CCEF" w:sz="4"/>
+            </w:tcBorders>
+            <w:shd w:fill="2A0E45" w:color="auto" w:val="clear"/>
+            <w:tcMar>
+              <w:top w:type="dxa" w:w="60"/>
+              <w:left w:type="dxa" w:w="100"/>
+              <w:bottom w:type="dxa" w:w="60"/>
+              <w:right w:type="dxa" w:w="100"/>
+            </w:tcMar>
+            <w:vAlign w:val="top"/>
+          </w:tcPr>
+          <w:p>
+            <w:pPr>
+              <w:spacing w:after="40" w:before="40"/>
+            </w:pPr>
+            <w:r>
+              <w:rPr>
+                <w:b/>
+                <w:bCs/>
+                <w:color w:val="FFFFFF"/>
+                <w:sz w:val="17"/>
+                <w:szCs w:val="17"/>
+              </w:rPr>
+              <w:t xml:space="preserve">Équipier</w:t>
+            </w:r>
+          </w:p>
+        </w:tc>
+        <w:tc>
+          <w:tcPr>
+            <w:tcW w:type="dxa" w:w="1700"/>
+            <w:tcBorders>
+              <w:top w:val="single" w:color="D9CCEF" w:sz="4"/>
+              <w:left w:val="single" w:color="D9CCEF" w:sz="4"/>
+              <w:bottom w:val="single" w:color="D9CCEF" w:sz="4"/>
+              <w:right w:val="single" w:color="D9CCEF" w:sz="4"/>
+            </w:tcBorders>
+            <w:shd w:fill="2A0E45" w:color="auto" w:val="clear"/>
+            <w:tcMar>
+              <w:top w:type="dxa" w:w="60"/>
+              <w:left w:type="dxa" w:w="100"/>
+              <w:bottom w:type="dxa" w:w="60"/>
+              <w:right w:type="dxa" w:w="100"/>
+            </w:tcMar>
+            <w:vAlign w:val="top"/>
+          </w:tcPr>
+          <w:p>
+            <w:pPr>
+              <w:spacing w:after="40" w:before="40"/>
+            </w:pPr>
+            <w:r>
+              <w:rPr>
+                <w:b/>
+                <w:bCs/>
+                <w:color w:val="FFFFFF"/>
+                <w:sz w:val="17"/>
+                <w:szCs w:val="17"/>
+              </w:rPr>
+              <w:t xml:space="preserve">Dossier (URG-2026-___) ou objet</w:t>
+            </w:r>
+          </w:p>
+        </w:tc>
+        <w:tc>
+          <w:tcPr>
+            <w:tcW w:type="dxa" w:w="900"/>
+            <w:tcBorders>
+              <w:top w:val="single" w:color="D9CCEF" w:sz="4"/>
+              <w:left w:val="single" w:color="D9CCEF" w:sz="4"/>
+              <w:bottom w:val="single" w:color="D9CCEF" w:sz="4"/>
+              <w:right w:val="single" w:color="D9CCEF" w:sz="4"/>
+            </w:tcBorders>
+            <w:shd w:fill="2A0E45" w:color="auto" w:val="clear"/>
+            <w:tcMar>
+              <w:top w:type="dxa" w:w="60"/>
+              <w:left w:type="dxa" w:w="100"/>
+              <w:bottom w:type="dxa" w:w="60"/>
+              <w:right w:type="dxa" w:w="100"/>
+            </w:tcMar>
+            <w:vAlign w:val="top"/>
+          </w:tcPr>
+          <w:p>
+            <w:pPr>
+              <w:spacing w:after="40" w:before="40"/>
+            </w:pPr>
+            <w:r>
+              <w:rPr>
+                <w:b/>
+                <w:bCs/>
+                <w:color w:val="FFFFFF"/>
+                <w:sz w:val="17"/>
+                <w:szCs w:val="17"/>
+              </w:rPr>
+              <w:t xml:space="preserve">Km départ</w:t>
+            </w:r>
+          </w:p>
+        </w:tc>
+        <w:tc>
+          <w:tcPr>
+            <w:tcW w:type="dxa" w:w="900"/>
+            <w:tcBorders>
+              <w:top w:val="single" w:color="D9CCEF" w:sz="4"/>
+              <w:left w:val="single" w:color="D9CCEF" w:sz="4"/>
+              <w:bottom w:val="single" w:color="D9CCEF" w:sz="4"/>
+              <w:right w:val="single" w:color="D9CCEF" w:sz="4"/>
+            </w:tcBorders>
+            <w:shd w:fill="2A0E45" w:color="auto" w:val="clear"/>
+            <w:tcMar>
+              <w:top w:type="dxa" w:w="60"/>
+              <w:left w:type="dxa" w:w="100"/>
+              <w:bottom w:type="dxa" w:w="60"/>
+              <w:right w:type="dxa" w:w="100"/>
+            </w:tcMar>
+            <w:vAlign w:val="top"/>
+          </w:tcPr>
+          <w:p>
+            <w:pPr>
+              <w:spacing w:after="40" w:before="40"/>
+            </w:pPr>
+            <w:r>
+              <w:rPr>
+                <w:b/>
+                <w:bCs/>
+                <w:color w:val="FFFFFF"/>
+                <w:sz w:val="17"/>
+                <w:szCs w:val="17"/>
+              </w:rPr>
+              <w:t xml:space="preserve">Km retour</w:t>
+            </w:r>
+          </w:p>
+        </w:tc>
+        <w:tc>
+          <w:tcPr>
+            <w:tcW w:type="dxa" w:w="1000"/>
+            <w:tcBorders>
+              <w:top w:val="single" w:color="D9CCEF" w:sz="4"/>
+              <w:left w:val="single" w:color="D9CCEF" w:sz="4"/>
+              <w:bottom w:val="single" w:color="D9CCEF" w:sz="4"/>
+              <w:right w:val="single" w:color="D9CCEF" w:sz="4"/>
+            </w:tcBorders>
+            <w:shd w:fill="2A0E45" w:color="auto" w:val="clear"/>
+            <w:tcMar>
+              <w:top w:type="dxa" w:w="60"/>
+              <w:left w:type="dxa" w:w="100"/>
+              <w:bottom w:type="dxa" w:w="60"/>
+              <w:right w:type="dxa" w:w="100"/>
+            </w:tcMar>
+            <w:vAlign w:val="top"/>
+          </w:tcPr>
+          <w:p>
+            <w:pPr>
+              <w:spacing w:after="40" w:before="40"/>
+            </w:pPr>
+            <w:r>
+              <w:rPr>
+                <w:b/>
+                <w:bCs/>
+                <w:color w:val="FFFFFF"/>
+                <w:sz w:val="17"/>
+                <w:szCs w:val="17"/>
+              </w:rPr>
+              <w:t xml:space="preserve">Carburant</w:t>
+            </w:r>
+          </w:p>
+        </w:tc>
+        <w:tc>
+          <w:tcPr>
+            <w:tcW w:type="dxa" w:w="1638"/>
+            <w:tcBorders>
+              <w:top w:val="single" w:color="D9CCEF" w:sz="4"/>
+              <w:left w:val="single" w:color="D9CCEF" w:sz="4"/>
+              <w:bottom w:val="single" w:color="D9CCEF" w:sz="4"/>
+              <w:right w:val="single" w:color="D9CCEF" w:sz="4"/>
+            </w:tcBorders>
+            <w:shd w:fill="2A0E45" w:color="auto" w:val="clear"/>
+            <w:tcMar>
+              <w:top w:type="dxa" w:w="60"/>
+              <w:left w:type="dxa" w:w="100"/>
+              <w:bottom w:type="dxa" w:w="60"/>
+              <w:right w:type="dxa" w:w="100"/>
+            </w:tcMar>
+            <w:vAlign w:val="top"/>
+          </w:tcPr>
+          <w:p>
+            <w:pPr>
+              <w:spacing w:after="40" w:before="40"/>
+            </w:pPr>
+            <w:r>
+              <w:rPr>
+                <w:b/>
+                <w:bCs/>
+                <w:color w:val="FFFFFF"/>
+                <w:sz w:val="17"/>
+                <w:szCs w:val="17"/>
+              </w:rPr>
+              <w:t xml:space="preserve">Observations</w:t>
+            </w:r>
+          </w:p>
+        </w:tc>
+      </w:tr>
+      <w:tr>
+        <w:trPr>
+          <w:cantSplit/>
+        </w:trPr>
+        <w:tc>
+          <w:tcPr>
+            <w:tcW w:type="dxa" w:w="900"/>
+            <w:tcBorders>
+              <w:top w:val="single" w:color="D9CCEF" w:sz="4"/>
+              <w:left w:val="single" w:color="D9CCEF" w:sz="4"/>
+              <w:bottom w:val="single" w:color="D9CCEF" w:sz="4"/>
+              <w:right w:val="single" w:color="D9CCEF" w:sz="4"/>
+            </w:tcBorders>
+            <w:tcMar>
+              <w:top w:type="dxa" w:w="60"/>
+              <w:left w:type="dxa" w:w="100"/>
+              <w:bottom w:type="dxa" w:w="60"/>
+              <w:right w:type="dxa" w:w="100"/>
+            </w:tcMar>
+            <w:vAlign w:val="top"/>
+          </w:tcPr>
+          <w:p>
+            <w:pPr>
+              <w:spacing w:after="40" w:before="40"/>
+            </w:pPr>
+          </w:p>
+        </w:tc>
+        <w:tc>
+          <w:tcPr>
+            <w:tcW w:type="dxa" w:w="1300"/>
+            <w:tcBorders>
+              <w:top w:val="single" w:color="D9CCEF" w:sz="4"/>
+              <w:left w:val="single" w:color="D9CCEF" w:sz="4"/>
+              <w:bottom w:val="single" w:color="D9CCEF" w:sz="4"/>
+              <w:right w:val="single" w:color="D9CCEF" w:sz="4"/>
+            </w:tcBorders>
+            <w:tcMar>
+              <w:top w:type="dxa" w:w="60"/>
+              <w:left w:type="dxa" w:w="100"/>
+              <w:bottom w:type="dxa" w:w="60"/>
+              <w:right w:type="dxa" w:w="100"/>
+            </w:tcMar>
+            <w:vAlign w:val="top"/>
+          </w:tcPr>
+          <w:p>
+            <w:pPr>
+              <w:spacing w:after="40" w:before="40"/>
+            </w:pPr>
+          </w:p>
+        </w:tc>
+        <w:tc>
+          <w:tcPr>
+            <w:tcW w:type="dxa" w:w="1300"/>
+            <w:tcBorders>
+              <w:top w:val="single" w:color="D9CCEF" w:sz="4"/>
+              <w:left w:val="single" w:color="D9CCEF" w:sz="4"/>
+              <w:bottom w:val="single" w:color="D9CCEF" w:sz="4"/>
+              <w:right w:val="single" w:color="D9CCEF" w:sz="4"/>
+            </w:tcBorders>
+            <w:tcMar>
+              <w:top w:type="dxa" w:w="60"/>
+              <w:left w:type="dxa" w:w="100"/>
+              <w:bottom w:type="dxa" w:w="60"/>
+              <w:right w:type="dxa" w:w="100"/>
+            </w:tcMar>
+            <w:vAlign w:val="top"/>
+          </w:tcPr>
+          <w:p>
+            <w:pPr>
+              <w:spacing w:after="40" w:before="40"/>
+            </w:pPr>
+          </w:p>
+        </w:tc>
+        <w:tc>
+          <w:tcPr>
+            <w:tcW w:type="dxa" w:w="1700"/>
+            <w:tcBorders>
+              <w:top w:val="single" w:color="D9CCEF" w:sz="4"/>
+              <w:left w:val="single" w:color="D9CCEF" w:sz="4"/>
+              <w:bottom w:val="single" w:color="D9CCEF" w:sz="4"/>
+              <w:right w:val="single" w:color="D9CCEF" w:sz="4"/>
+            </w:tcBorders>
+            <w:tcMar>
+              <w:top w:type="dxa" w:w="60"/>
+              <w:left w:type="dxa" w:w="100"/>
+              <w:bottom w:type="dxa" w:w="60"/>
+              <w:right w:type="dxa" w:w="100"/>
+            </w:tcMar>
+            <w:vAlign w:val="top"/>
+          </w:tcPr>
+          <w:p>
+            <w:pPr>
+              <w:spacing w:after="40" w:before="40"/>
+            </w:pPr>
+          </w:p>
+        </w:tc>
+        <w:tc>
+          <w:tcPr>
+            <w:tcW w:type="dxa" w:w="900"/>
+            <w:tcBorders>
+              <w:top w:val="single" w:color="D9CCEF" w:sz="4"/>
+              <w:left w:val="single" w:color="D9CCEF" w:sz="4"/>
+              <w:bottom w:val="single" w:color="D9CCEF" w:sz="4"/>
+              <w:right w:val="single" w:color="D9CCEF" w:sz="4"/>
+            </w:tcBorders>
+            <w:tcMar>
+              <w:top w:type="dxa" w:w="60"/>
+              <w:left w:type="dxa" w:w="100"/>
+              <w:bottom w:type="dxa" w:w="60"/>
+              <w:right w:type="dxa" w:w="100"/>
+            </w:tcMar>
+            <w:vAlign w:val="top"/>
+          </w:tcPr>
+          <w:p>
+            <w:pPr>
+              <w:spacing w:after="40" w:before="40"/>
+            </w:pPr>
+          </w:p>
+        </w:tc>
+        <w:tc>
+          <w:tcPr>
+            <w:tcW w:type="dxa" w:w="900"/>
+            <w:tcBorders>
+              <w:top w:val="single" w:color="D9CCEF" w:sz="4"/>
+              <w:left w:val="single" w:color="D9CCEF" w:sz="4"/>
+              <w:bottom w:val="single" w:color="D9CCEF" w:sz="4"/>
+              <w:right w:val="single" w:color="D9CCEF" w:sz="4"/>
+            </w:tcBorders>
+            <w:tcMar>
+              <w:top w:type="dxa" w:w="60"/>
+              <w:left w:type="dxa" w:w="100"/>
+              <w:bottom w:type="dxa" w:w="60"/>
+              <w:right w:type="dxa" w:w="100"/>
+            </w:tcMar>
+            <w:vAlign w:val="top"/>
+          </w:tcPr>
+          <w:p>
+            <w:pPr>
+              <w:spacing w:after="40" w:before="40"/>
+            </w:pPr>
+          </w:p>
+        </w:tc>
+        <w:tc>
+          <w:tcPr>
+            <w:tcW w:type="dxa" w:w="1000"/>
+            <w:tcBorders>
+              <w:top w:val="single" w:color="D9CCEF" w:sz="4"/>
+              <w:left w:val="single" w:color="D9CCEF" w:sz="4"/>
+              <w:bottom w:val="single" w:color="D9CCEF" w:sz="4"/>
+              <w:right w:val="single" w:color="D9CCEF" w:sz="4"/>
+            </w:tcBorders>
+            <w:tcMar>
+              <w:top w:type="dxa" w:w="60"/>
+              <w:left w:type="dxa" w:w="100"/>
+              <w:bottom w:type="dxa" w:w="60"/>
+              <w:right w:type="dxa" w:w="100"/>
+            </w:tcMar>
+            <w:vAlign w:val="top"/>
+          </w:tcPr>
+          <w:p>
+            <w:pPr>
+              <w:spacing w:after="40" w:before="40"/>
+            </w:pPr>
+          </w:p>
+        </w:tc>
+        <w:tc>
+          <w:tcPr>
+            <w:tcW w:type="dxa" w:w="1638"/>
+            <w:tcBorders>
+              <w:top w:val="single" w:color="D9CCEF" w:sz="4"/>
+              <w:left w:val="single" w:color="D9CCEF" w:sz="4"/>
+              <w:bottom w:val="single" w:color="D9CCEF" w:sz="4"/>
+              <w:right w:val="single" w:color="D9CCEF" w:sz="4"/>
+            </w:tcBorders>
+            <w:tcMar>
+              <w:top w:type="dxa" w:w="60"/>
+              <w:left w:type="dxa" w:w="100"/>
+              <w:bottom w:type="dxa" w:w="60"/>
+              <w:right w:type="dxa" w:w="100"/>
+            </w:tcMar>
+            <w:vAlign w:val="top"/>
+          </w:tcPr>
+          <w:p>
+            <w:pPr>
+              <w:spacing w:after="40" w:before="40"/>
+            </w:pPr>
+          </w:p>
+        </w:tc>
+      </w:tr>
+      <w:tr>
+        <w:trPr>
+          <w:cantSplit/>
+        </w:trPr>
+        <w:tc>
+          <w:tcPr>
+            <w:tcW w:type="dxa" w:w="900"/>
+            <w:tcBorders>
+              <w:top w:val="single" w:color="D9CCEF" w:sz="4"/>
+              <w:left w:val="single" w:color="D9CCEF" w:sz="4"/>
+              <w:bottom w:val="single" w:color="D9CCEF" w:sz="4"/>
+              <w:right w:val="single" w:color="D9CCEF" w:sz="4"/>
+            </w:tcBorders>
+            <w:shd w:fill="F7F3FD" w:color="auto" w:val="clear"/>
+            <w:tcMar>
+              <w:top w:type="dxa" w:w="60"/>
+              <w:left w:type="dxa" w:w="100"/>
+              <w:bottom w:type="dxa" w:w="60"/>
+              <w:right w:type="dxa" w:w="100"/>
+            </w:tcMar>
+            <w:vAlign w:val="top"/>
+          </w:tcPr>
+          <w:p>
+            <w:pPr>
+              <w:spacing w:after="40" w:before="40"/>
+            </w:pPr>
+          </w:p>
+        </w:tc>
+        <w:tc>
+          <w:tcPr>
+            <w:tcW w:type="dxa" w:w="1300"/>
+            <w:tcBorders>
+              <w:top w:val="single" w:color="D9CCEF" w:sz="4"/>
+              <w:left w:val="single" w:color="D9CCEF" w:sz="4"/>
+              <w:bottom w:val="single" w:color="D9CCEF" w:sz="4"/>
+              <w:right w:val="single" w:color="D9CCEF" w:sz="4"/>
+            </w:tcBorders>
+            <w:shd w:fill="F7F3FD" w:color="auto" w:val="clear"/>
+            <w:tcMar>
+              <w:top w:type="dxa" w:w="60"/>
+              <w:left w:type="dxa" w:w="100"/>
+              <w:bottom w:type="dxa" w:w="60"/>
+              <w:right w:type="dxa" w:w="100"/>
+            </w:tcMar>
+            <w:vAlign w:val="top"/>
+          </w:tcPr>
+          <w:p>
+            <w:pPr>
+              <w:spacing w:after="40" w:before="40"/>
+            </w:pPr>
+          </w:p>
+        </w:tc>
+        <w:tc>
+          <w:tcPr>
+            <w:tcW w:type="dxa" w:w="1300"/>
+            <w:tcBorders>
+              <w:top w:val="single" w:color="D9CCEF" w:sz="4"/>
+              <w:left w:val="single" w:color="D9CCEF" w:sz="4"/>
+              <w:bottom w:val="single" w:color="D9CCEF" w:sz="4"/>
+              <w:right w:val="single" w:color="D9CCEF" w:sz="4"/>
+            </w:tcBorders>
+            <w:shd w:fill="F7F3FD" w:color="auto" w:val="clear"/>
+            <w:tcMar>
+              <w:top w:type="dxa" w:w="60"/>
+              <w:left w:type="dxa" w:w="100"/>
+              <w:bottom w:type="dxa" w:w="60"/>
+              <w:right w:type="dxa" w:w="100"/>
+            </w:tcMar>
+            <w:vAlign w:val="top"/>
+          </w:tcPr>
+          <w:p>
+            <w:pPr>
+              <w:spacing w:after="40" w:before="40"/>
+            </w:pPr>
+          </w:p>
+        </w:tc>
+        <w:tc>
+          <w:tcPr>
+            <w:tcW w:type="dxa" w:w="1700"/>
+            <w:tcBorders>
+              <w:top w:val="single" w:color="D9CCEF" w:sz="4"/>
+              <w:left w:val="single" w:color="D9CCEF" w:sz="4"/>
+              <w:bottom w:val="single" w:color="D9CCEF" w:sz="4"/>
+              <w:right w:val="single" w:color="D9CCEF" w:sz="4"/>
+            </w:tcBorders>
+            <w:shd w:fill="F7F3FD" w:color="auto" w:val="clear"/>
+            <w:tcMar>
+              <w:top w:type="dxa" w:w="60"/>
+              <w:left w:type="dxa" w:w="100"/>
+              <w:bottom w:type="dxa" w:w="60"/>
+              <w:right w:type="dxa" w:w="100"/>
+            </w:tcMar>
+            <w:vAlign w:val="top"/>
+          </w:tcPr>
+          <w:p>
+            <w:pPr>
+              <w:spacing w:after="40" w:before="40"/>
+            </w:pPr>
+          </w:p>
+        </w:tc>
+        <w:tc>
+          <w:tcPr>
+            <w:tcW w:type="dxa" w:w="900"/>
+            <w:tcBorders>
+              <w:top w:val="single" w:color="D9CCEF" w:sz="4"/>
+              <w:left w:val="single" w:color="D9CCEF" w:sz="4"/>
+              <w:bottom w:val="single" w:color="D9CCEF" w:sz="4"/>
+              <w:right w:val="single" w:color="D9CCEF" w:sz="4"/>
+            </w:tcBorders>
+            <w:shd w:fill="F7F3FD" w:color="auto" w:val="clear"/>
+            <w:tcMar>
+              <w:top w:type="dxa" w:w="60"/>
+              <w:left w:type="dxa" w:w="100"/>
+              <w:bottom w:type="dxa" w:w="60"/>
+              <w:right w:type="dxa" w:w="100"/>
+            </w:tcMar>
+            <w:vAlign w:val="top"/>
+          </w:tcPr>
+          <w:p>
+            <w:pPr>
+              <w:spacing w:after="40" w:before="40"/>
+            </w:pPr>
+          </w:p>
+        </w:tc>
+        <w:tc>
+          <w:tcPr>
+            <w:tcW w:type="dxa" w:w="900"/>
+            <w:tcBorders>
+              <w:top w:val="single" w:color="D9CCEF" w:sz="4"/>
+              <w:left w:val="single" w:color="D9CCEF" w:sz="4"/>
+              <w:bottom w:val="single" w:color="D9CCEF" w:sz="4"/>
+              <w:right w:val="single" w:color="D9CCEF" w:sz="4"/>
+            </w:tcBorders>
+            <w:shd w:fill="F7F3FD" w:color="auto" w:val="clear"/>
+            <w:tcMar>
+              <w:top w:type="dxa" w:w="60"/>
+              <w:left w:type="dxa" w:w="100"/>
+              <w:bottom w:type="dxa" w:w="60"/>
+              <w:right w:type="dxa" w:w="100"/>
+            </w:tcMar>
+            <w:vAlign w:val="top"/>
+          </w:tcPr>
+          <w:p>
+            <w:pPr>
+              <w:spacing w:after="40" w:before="40"/>
+            </w:pPr>
+          </w:p>
+        </w:tc>
+        <w:tc>
+          <w:tcPr>
+            <w:tcW w:type="dxa" w:w="1000"/>
+            <w:tcBorders>
+              <w:top w:val="single" w:color="D9CCEF" w:sz="4"/>
+              <w:left w:val="single" w:color="D9CCEF" w:sz="4"/>
+              <w:bottom w:val="single" w:color="D9CCEF" w:sz="4"/>
+              <w:right w:val="single" w:color="D9CCEF" w:sz="4"/>
+            </w:tcBorders>
+            <w:shd w:fill="F7F3FD" w:color="auto" w:val="clear"/>
+            <w:tcMar>
+              <w:top w:type="dxa" w:w="60"/>
+              <w:left w:type="dxa" w:w="100"/>
+              <w:bottom w:type="dxa" w:w="60"/>
+              <w:right w:type="dxa" w:w="100"/>
+            </w:tcMar>
+            <w:vAlign w:val="top"/>
+          </w:tcPr>
+          <w:p>
+            <w:pPr>
+              <w:spacing w:after="40" w:before="40"/>
+            </w:pPr>
+          </w:p>
+        </w:tc>
+        <w:tc>
+          <w:tcPr>
+            <w:tcW w:type="dxa" w:w="1638"/>
+            <w:tcBorders>
+              <w:top w:val="single" w:color="D9CCEF" w:sz="4"/>
+              <w:left w:val="single" w:color="D9CCEF" w:sz="4"/>
+              <w:bottom w:val="single" w:color="D9CCEF" w:sz="4"/>
+              <w:right w:val="single" w:color="D9CCEF" w:sz="4"/>
+            </w:tcBorders>
+            <w:shd w:fill="F7F3FD" w:color="auto" w:val="clear"/>
+            <w:tcMar>
+              <w:top w:type="dxa" w:w="60"/>
+              <w:left w:type="dxa" w:w="100"/>
+              <w:bottom w:type="dxa" w:w="60"/>
+              <w:right w:type="dxa" w:w="100"/>
+            </w:tcMar>
+            <w:vAlign w:val="top"/>
+          </w:tcPr>
+          <w:p>
+            <w:pPr>
+              <w:spacing w:after="40" w:before="40"/>
+            </w:pPr>
+          </w:p>
+        </w:tc>
+      </w:tr>
+      <w:tr>
+        <w:trPr>
+          <w:cantSplit/>
+        </w:trPr>
+        <w:tc>
+          <w:tcPr>
+            <w:tcW w:type="dxa" w:w="900"/>
+            <w:tcBorders>
+              <w:top w:val="single" w:color="D9CCEF" w:sz="4"/>
+              <w:left w:val="single" w:color="D9CCEF" w:sz="4"/>
+              <w:bottom w:val="single" w:color="D9CCEF" w:sz="4"/>
+              <w:right w:val="single" w:color="D9CCEF" w:sz="4"/>
+            </w:tcBorders>
+            <w:tcMar>
+              <w:top w:type="dxa" w:w="60"/>
+              <w:left w:type="dxa" w:w="100"/>
+              <w:bottom w:type="dxa" w:w="60"/>
+              <w:right w:type="dxa" w:w="100"/>
+            </w:tcMar>
+            <w:vAlign w:val="top"/>
+          </w:tcPr>
+          <w:p>
+            <w:pPr>
+              <w:spacing w:after="40" w:before="40"/>
+            </w:pPr>
+          </w:p>
+        </w:tc>
+        <w:tc>
+          <w:tcPr>
+            <w:tcW w:type="dxa" w:w="1300"/>
+            <w:tcBorders>
+              <w:top w:val="single" w:color="D9CCEF" w:sz="4"/>
+              <w:left w:val="single" w:color="D9CCEF" w:sz="4"/>
+              <w:bottom w:val="single" w:color="D9CCEF" w:sz="4"/>
+              <w:right w:val="single" w:color="D9CCEF" w:sz="4"/>
+            </w:tcBorders>
+            <w:tcMar>
+              <w:top w:type="dxa" w:w="60"/>
+              <w:left w:type="dxa" w:w="100"/>
+              <w:bottom w:type="dxa" w:w="60"/>
+              <w:right w:type="dxa" w:w="100"/>
+            </w:tcMar>
+            <w:vAlign w:val="top"/>
+          </w:tcPr>
+          <w:p>
+            <w:pPr>
+              <w:spacing w:after="40" w:before="40"/>
+            </w:pPr>
+          </w:p>
+        </w:tc>
+        <w:tc>
+          <w:tcPr>
+            <w:tcW w:type="dxa" w:w="1300"/>
+            <w:tcBorders>
+              <w:top w:val="single" w:color="D9CCEF" w:sz="4"/>
+              <w:left w:val="single" w:color="D9CCEF" w:sz="4"/>
+              <w:bottom w:val="single" w:color="D9CCEF" w:sz="4"/>
+              <w:right w:val="single" w:color="D9CCEF" w:sz="4"/>
+            </w:tcBorders>
+            <w:tcMar>
+              <w:top w:type="dxa" w:w="60"/>
+              <w:left w:type="dxa" w:w="100"/>
+              <w:bottom w:type="dxa" w:w="60"/>
+              <w:right w:type="dxa" w:w="100"/>
+            </w:tcMar>
+            <w:vAlign w:val="top"/>
+          </w:tcPr>
+          <w:p>
+            <w:pPr>
+              <w:spacing w:after="40" w:before="40"/>
+            </w:pPr>
+          </w:p>
+        </w:tc>
+        <w:tc>
+          <w:tcPr>
+            <w:tcW w:type="dxa" w:w="1700"/>
+            <w:tcBorders>
+              <w:top w:val="single" w:color="D9CCEF" w:sz="4"/>
+              <w:left w:val="single" w:color="D9CCEF" w:sz="4"/>
+              <w:bottom w:val="single" w:color="D9CCEF" w:sz="4"/>
+              <w:right w:val="single" w:color="D9CCEF" w:sz="4"/>
+            </w:tcBorders>
+            <w:tcMar>
+              <w:top w:type="dxa" w:w="60"/>
+              <w:left w:type="dxa" w:w="100"/>
+              <w:bottom w:type="dxa" w:w="60"/>
+              <w:right w:type="dxa" w:w="100"/>
+            </w:tcMar>
+            <w:vAlign w:val="top"/>
+          </w:tcPr>
+          <w:p>
+            <w:pPr>
+              <w:spacing w:after="40" w:before="40"/>
+            </w:pPr>
+          </w:p>
+        </w:tc>
+        <w:tc>
+          <w:tcPr>
+            <w:tcW w:type="dxa" w:w="900"/>
+            <w:tcBorders>
+              <w:top w:val="single" w:color="D9CCEF" w:sz="4"/>
+              <w:left w:val="single" w:color="D9CCEF" w:sz="4"/>
+              <w:bottom w:val="single" w:color="D9CCEF" w:sz="4"/>
+              <w:right w:val="single" w:color="D9CCEF" w:sz="4"/>
+            </w:tcBorders>
+            <w:tcMar>
+              <w:top w:type="dxa" w:w="60"/>
+              <w:left w:type="dxa" w:w="100"/>
+              <w:bottom w:type="dxa" w:w="60"/>
+              <w:right w:type="dxa" w:w="100"/>
+            </w:tcMar>
+            <w:vAlign w:val="top"/>
+          </w:tcPr>
+          <w:p>
+            <w:pPr>
+              <w:spacing w:after="40" w:before="40"/>
+            </w:pPr>
+          </w:p>
+        </w:tc>
+        <w:tc>
+          <w:tcPr>
+            <w:tcW w:type="dxa" w:w="900"/>
+            <w:tcBorders>
+              <w:top w:val="single" w:color="D9CCEF" w:sz="4"/>
+              <w:left w:val="single" w:color="D9CCEF" w:sz="4"/>
+              <w:bottom w:val="single" w:color="D9CCEF" w:sz="4"/>
+              <w:right w:val="single" w:color="D9CCEF" w:sz="4"/>
+            </w:tcBorders>
+            <w:tcMar>
+              <w:top w:type="dxa" w:w="60"/>
+              <w:left w:type="dxa" w:w="100"/>
+              <w:bottom w:type="dxa" w:w="60"/>
+              <w:right w:type="dxa" w:w="100"/>
+            </w:tcMar>
+            <w:vAlign w:val="top"/>
+          </w:tcPr>
+          <w:p>
+            <w:pPr>
+              <w:spacing w:after="40" w:before="40"/>
+            </w:pPr>
+          </w:p>
+        </w:tc>
+        <w:tc>
+          <w:tcPr>
+            <w:tcW w:type="dxa" w:w="1000"/>
+            <w:tcBorders>
+              <w:top w:val="single" w:color="D9CCEF" w:sz="4"/>
+              <w:left w:val="single" w:color="D9CCEF" w:sz="4"/>
+              <w:bottom w:val="single" w:color="D9CCEF" w:sz="4"/>
+              <w:right w:val="single" w:color="D9CCEF" w:sz="4"/>
+            </w:tcBorders>
+            <w:tcMar>
+              <w:top w:type="dxa" w:w="60"/>
+              <w:left w:type="dxa" w:w="100"/>
+              <w:bottom w:type="dxa" w:w="60"/>
+              <w:right w:type="dxa" w:w="100"/>
+            </w:tcMar>
+            <w:vAlign w:val="top"/>
+          </w:tcPr>
+          <w:p>
+            <w:pPr>
+              <w:spacing w:after="40" w:before="40"/>
+            </w:pPr>
+          </w:p>
+        </w:tc>
+        <w:tc>
+          <w:tcPr>
+            <w:tcW w:type="dxa" w:w="1638"/>
+            <w:tcBorders>
+              <w:top w:val="single" w:color="D9CCEF" w:sz="4"/>
+              <w:left w:val="single" w:color="D9CCEF" w:sz="4"/>
+              <w:bottom w:val="single" w:color="D9CCEF" w:sz="4"/>
+              <w:right w:val="single" w:color="D9CCEF" w:sz="4"/>
+            </w:tcBorders>
+            <w:tcMar>
+              <w:top w:type="dxa" w:w="60"/>
+              <w:left w:type="dxa" w:w="100"/>
+              <w:bottom w:type="dxa" w:w="60"/>
+              <w:right w:type="dxa" w:w="100"/>
+            </w:tcMar>
+            <w:vAlign w:val="top"/>
+          </w:tcPr>
+          <w:p>
+            <w:pPr>
+              <w:spacing w:after="40" w:before="40"/>
+            </w:pPr>
+          </w:p>
+        </w:tc>
+      </w:tr>
+      <w:tr>
+        <w:trPr>
+          <w:cantSplit/>
+        </w:trPr>
+        <w:tc>
+          <w:tcPr>
+            <w:tcW w:type="dxa" w:w="900"/>
+            <w:tcBorders>
+              <w:top w:val="single" w:color="D9CCEF" w:sz="4"/>
+              <w:left w:val="single" w:color="D9CCEF" w:sz="4"/>
+              <w:bottom w:val="single" w:color="D9CCEF" w:sz="4"/>
+              <w:right w:val="single" w:color="D9CCEF" w:sz="4"/>
+            </w:tcBorders>
+            <w:shd w:fill="F7F3FD" w:color="auto" w:val="clear"/>
+            <w:tcMar>
+              <w:top w:type="dxa" w:w="60"/>
+              <w:left w:type="dxa" w:w="100"/>
+              <w:bottom w:type="dxa" w:w="60"/>
+              <w:right w:type="dxa" w:w="100"/>
+            </w:tcMar>
+            <w:vAlign w:val="top"/>
+          </w:tcPr>
+          <w:p>
+            <w:pPr>
+              <w:spacing w:after="40" w:before="40"/>
+            </w:pPr>
+          </w:p>
+        </w:tc>
+        <w:tc>
+          <w:tcPr>
+            <w:tcW w:type="dxa" w:w="1300"/>
+            <w:tcBorders>
+              <w:top w:val="single" w:color="D9CCEF" w:sz="4"/>
+              <w:left w:val="single" w:color="D9CCEF" w:sz="4"/>
+              <w:bottom w:val="single" w:color="D9CCEF" w:sz="4"/>
+              <w:right w:val="single" w:color="D9CCEF" w:sz="4"/>
+            </w:tcBorders>
+            <w:shd w:fill="F7F3FD" w:color="auto" w:val="clear"/>
+            <w:tcMar>
+              <w:top w:type="dxa" w:w="60"/>
+              <w:left w:type="dxa" w:w="100"/>
+              <w:bottom w:type="dxa" w:w="60"/>
+              <w:right w:type="dxa" w:w="100"/>
+            </w:tcMar>
+            <w:vAlign w:val="top"/>
+          </w:tcPr>
+          <w:p>
+            <w:pPr>
+              <w:spacing w:after="40" w:before="40"/>
+            </w:pPr>
+          </w:p>
+        </w:tc>
+        <w:tc>
+          <w:tcPr>
+            <w:tcW w:type="dxa" w:w="1300"/>
+            <w:tcBorders>
+              <w:top w:val="single" w:color="D9CCEF" w:sz="4"/>
+              <w:left w:val="single" w:color="D9CCEF" w:sz="4"/>
+              <w:bottom w:val="single" w:color="D9CCEF" w:sz="4"/>
+              <w:right w:val="single" w:color="D9CCEF" w:sz="4"/>
+            </w:tcBorders>
+            <w:shd w:fill="F7F3FD" w:color="auto" w:val="clear"/>
+            <w:tcMar>
+              <w:top w:type="dxa" w:w="60"/>
+              <w:left w:type="dxa" w:w="100"/>
+              <w:bottom w:type="dxa" w:w="60"/>
+              <w:right w:type="dxa" w:w="100"/>
+            </w:tcMar>
+            <w:vAlign w:val="top"/>
+          </w:tcPr>
+          <w:p>
+            <w:pPr>
+              <w:spacing w:after="40" w:before="40"/>
+            </w:pPr>
+          </w:p>
+        </w:tc>
+        <w:tc>
+          <w:tcPr>
+            <w:tcW w:type="dxa" w:w="1700"/>
+            <w:tcBorders>
+              <w:top w:val="single" w:color="D9CCEF" w:sz="4"/>
+              <w:left w:val="single" w:color="D9CCEF" w:sz="4"/>
+              <w:bottom w:val="single" w:color="D9CCEF" w:sz="4"/>
+              <w:right w:val="single" w:color="D9CCEF" w:sz="4"/>
+            </w:tcBorders>
+            <w:shd w:fill="F7F3FD" w:color="auto" w:val="clear"/>
+            <w:tcMar>
+              <w:top w:type="dxa" w:w="60"/>
+              <w:left w:type="dxa" w:w="100"/>
+              <w:bottom w:type="dxa" w:w="60"/>
+              <w:right w:type="dxa" w:w="100"/>
+            </w:tcMar>
+            <w:vAlign w:val="top"/>
+          </w:tcPr>
+          <w:p>
+            <w:pPr>
+              <w:spacing w:after="40" w:before="40"/>
+            </w:pPr>
+          </w:p>
+        </w:tc>
+        <w:tc>
+          <w:tcPr>
+            <w:tcW w:type="dxa" w:w="900"/>
+            <w:tcBorders>
+              <w:top w:val="single" w:color="D9CCEF" w:sz="4"/>
+              <w:left w:val="single" w:color="D9CCEF" w:sz="4"/>
+              <w:bottom w:val="single" w:color="D9CCEF" w:sz="4"/>
+              <w:right w:val="single" w:color="D9CCEF" w:sz="4"/>
+            </w:tcBorders>
+            <w:shd w:fill="F7F3FD" w:color="auto" w:val="clear"/>
+            <w:tcMar>
+              <w:top w:type="dxa" w:w="60"/>
+              <w:left w:type="dxa" w:w="100"/>
+              <w:bottom w:type="dxa" w:w="60"/>
+              <w:right w:type="dxa" w:w="100"/>
+            </w:tcMar>
+            <w:vAlign w:val="top"/>
+          </w:tcPr>
+          <w:p>
+            <w:pPr>
+              <w:spacing w:after="40" w:before="40"/>
+            </w:pPr>
+          </w:p>
+        </w:tc>
+        <w:tc>
+          <w:tcPr>
+            <w:tcW w:type="dxa" w:w="900"/>
+            <w:tcBorders>
+              <w:top w:val="single" w:color="D9CCEF" w:sz="4"/>
+              <w:left w:val="single" w:color="D9CCEF" w:sz="4"/>
+              <w:bottom w:val="single" w:color="D9CCEF" w:sz="4"/>
+              <w:right w:val="single" w:color="D9CCEF" w:sz="4"/>
+            </w:tcBorders>
+            <w:shd w:fill="F7F3FD" w:color="auto" w:val="clear"/>
+            <w:tcMar>
+              <w:top w:type="dxa" w:w="60"/>
+              <w:left w:type="dxa" w:w="100"/>
+              <w:bottom w:type="dxa" w:w="60"/>
+              <w:right w:type="dxa" w:w="100"/>
+            </w:tcMar>
+            <w:vAlign w:val="top"/>
+          </w:tcPr>
+          <w:p>
+            <w:pPr>
+              <w:spacing w:after="40" w:before="40"/>
+            </w:pPr>
+          </w:p>
+        </w:tc>
+        <w:tc>
+          <w:tcPr>
+            <w:tcW w:type="dxa" w:w="1000"/>
+            <w:tcBorders>
+              <w:top w:val="single" w:color="D9CCEF" w:sz="4"/>
+              <w:left w:val="single" w:color="D9CCEF" w:sz="4"/>
+              <w:bottom w:val="single" w:color="D9CCEF" w:sz="4"/>
+              <w:right w:val="single" w:color="D9CCEF" w:sz="4"/>
+            </w:tcBorders>
+            <w:shd w:fill="F7F3FD" w:color="auto" w:val="clear"/>
+            <w:tcMar>
+              <w:top w:type="dxa" w:w="60"/>
+              <w:left w:type="dxa" w:w="100"/>
+              <w:bottom w:type="dxa" w:w="60"/>
+              <w:right w:type="dxa" w:w="100"/>
+            </w:tcMar>
+            <w:vAlign w:val="top"/>
+          </w:tcPr>
+          <w:p>
+            <w:pPr>
+              <w:spacing w:after="40" w:before="40"/>
+            </w:pPr>
+          </w:p>
+        </w:tc>
+        <w:tc>
+          <w:tcPr>
+            <w:tcW w:type="dxa" w:w="1638"/>
+            <w:tcBorders>
+              <w:top w:val="single" w:color="D9CCEF" w:sz="4"/>
+              <w:left w:val="single" w:color="D9CCEF" w:sz="4"/>
+              <w:bottom w:val="single" w:color="D9CCEF" w:sz="4"/>
+              <w:right w:val="single" w:color="D9CCEF" w:sz="4"/>
+            </w:tcBorders>
+            <w:shd w:fill="F7F3FD" w:color="auto" w:val="clear"/>
+            <w:tcMar>
+              <w:top w:type="dxa" w:w="60"/>
+              <w:left w:type="dxa" w:w="100"/>
+              <w:bottom w:type="dxa" w:w="60"/>
+              <w:right w:type="dxa" w:w="100"/>
+            </w:tcMar>
+            <w:vAlign w:val="top"/>
+          </w:tcPr>
+          <w:p>
+            <w:pPr>
+              <w:spacing w:after="40" w:before="40"/>
+            </w:pPr>
+          </w:p>
+        </w:tc>
+      </w:tr>
+      <w:tr>
+        <w:trPr>
+          <w:cantSplit/>
+        </w:trPr>
+        <w:tc>
+          <w:tcPr>
+            <w:tcW w:type="dxa" w:w="900"/>
+            <w:tcBorders>
+              <w:top w:val="single" w:color="D9CCEF" w:sz="4"/>
+              <w:left w:val="single" w:color="D9CCEF" w:sz="4"/>
+              <w:bottom w:val="single" w:color="D9CCEF" w:sz="4"/>
+              <w:right w:val="single" w:color="D9CCEF" w:sz="4"/>
+            </w:tcBorders>
+            <w:tcMar>
+              <w:top w:type="dxa" w:w="60"/>
+              <w:left w:type="dxa" w:w="100"/>
+              <w:bottom w:type="dxa" w:w="60"/>
+              <w:right w:type="dxa" w:w="100"/>
+            </w:tcMar>
+            <w:vAlign w:val="top"/>
+          </w:tcPr>
+          <w:p>
+            <w:pPr>
+              <w:spacing w:after="40" w:before="40"/>
+            </w:pPr>
+          </w:p>
+        </w:tc>
+        <w:tc>
+          <w:tcPr>
+            <w:tcW w:type="dxa" w:w="1300"/>
+            <w:tcBorders>
+              <w:top w:val="single" w:color="D9CCEF" w:sz="4"/>
+              <w:left w:val="single" w:color="D9CCEF" w:sz="4"/>
+              <w:bottom w:val="single" w:color="D9CCEF" w:sz="4"/>
+              <w:right w:val="single" w:color="D9CCEF" w:sz="4"/>
+            </w:tcBorders>
+            <w:tcMar>
+              <w:top w:type="dxa" w:w="60"/>
+              <w:left w:type="dxa" w:w="100"/>
+              <w:bottom w:type="dxa" w:w="60"/>
+              <w:right w:type="dxa" w:w="100"/>
+            </w:tcMar>
+            <w:vAlign w:val="top"/>
+          </w:tcPr>
+          <w:p>
+            <w:pPr>
+              <w:spacing w:after="40" w:before="40"/>
+            </w:pPr>
+          </w:p>
+        </w:tc>
+        <w:tc>
+          <w:tcPr>
+            <w:tcW w:type="dxa" w:w="1300"/>
+            <w:tcBorders>
+              <w:top w:val="single" w:color="D9CCEF" w:sz="4"/>
+              <w:left w:val="single" w:color="D9CCEF" w:sz="4"/>
+              <w:bottom w:val="single" w:color="D9CCEF" w:sz="4"/>
+              <w:right w:val="single" w:color="D9CCEF" w:sz="4"/>
+            </w:tcBorders>
+            <w:tcMar>
+              <w:top w:type="dxa" w:w="60"/>
+              <w:left w:type="dxa" w:w="100"/>
+              <w:bottom w:type="dxa" w:w="60"/>
+              <w:right w:type="dxa" w:w="100"/>
+            </w:tcMar>
+            <w:vAlign w:val="top"/>
+          </w:tcPr>
+          <w:p>
+            <w:pPr>
+              <w:spacing w:after="40" w:before="40"/>
+            </w:pPr>
+          </w:p>
+        </w:tc>
+        <w:tc>
+          <w:tcPr>
+            <w:tcW w:type="dxa" w:w="1700"/>
+            <w:tcBorders>
+              <w:top w:val="single" w:color="D9CCEF" w:sz="4"/>
+              <w:left w:val="single" w:color="D9CCEF" w:sz="4"/>
+              <w:bottom w:val="single" w:color="D9CCEF" w:sz="4"/>
+              <w:right w:val="single" w:color="D9CCEF" w:sz="4"/>
+            </w:tcBorders>
+            <w:tcMar>
+              <w:top w:type="dxa" w:w="60"/>
+              <w:left w:type="dxa" w:w="100"/>
+              <w:bottom w:type="dxa" w:w="60"/>
+              <w:right w:type="dxa" w:w="100"/>
+            </w:tcMar>
+            <w:vAlign w:val="top"/>
+          </w:tcPr>
+          <w:p>
+            <w:pPr>
+              <w:spacing w:after="40" w:before="40"/>
+            </w:pPr>
+          </w:p>
+        </w:tc>
+        <w:tc>
+          <w:tcPr>
+            <w:tcW w:type="dxa" w:w="900"/>
+            <w:tcBorders>
+              <w:top w:val="single" w:color="D9CCEF" w:sz="4"/>
+              <w:left w:val="single" w:color="D9CCEF" w:sz="4"/>
+              <w:bottom w:val="single" w:color="D9CCEF" w:sz="4"/>
+              <w:right w:val="single" w:color="D9CCEF" w:sz="4"/>
+            </w:tcBorders>
+            <w:tcMar>
+              <w:top w:type="dxa" w:w="60"/>
+              <w:left w:type="dxa" w:w="100"/>
+              <w:bottom w:type="dxa" w:w="60"/>
+              <w:right w:type="dxa" w:w="100"/>
+            </w:tcMar>
+            <w:vAlign w:val="top"/>
+          </w:tcPr>
+          <w:p>
+            <w:pPr>
+              <w:spacing w:after="40" w:before="40"/>
+            </w:pPr>
+          </w:p>
+        </w:tc>
+        <w:tc>
+          <w:tcPr>
+            <w:tcW w:type="dxa" w:w="900"/>
+            <w:tcBorders>
+              <w:top w:val="single" w:color="D9CCEF" w:sz="4"/>
+              <w:left w:val="single" w:color="D9CCEF" w:sz="4"/>
+              <w:bottom w:val="single" w:color="D9CCEF" w:sz="4"/>
+              <w:right w:val="single" w:color="D9CCEF" w:sz="4"/>
+            </w:tcBorders>
+            <w:tcMar>
+              <w:top w:type="dxa" w:w="60"/>
+              <w:left w:type="dxa" w:w="100"/>
+              <w:bottom w:type="dxa" w:w="60"/>
+              <w:right w:type="dxa" w:w="100"/>
+            </w:tcMar>
+            <w:vAlign w:val="top"/>
+          </w:tcPr>
+          <w:p>
+            <w:pPr>
+              <w:spacing w:after="40" w:before="40"/>
+            </w:pPr>
+          </w:p>
+        </w:tc>
+        <w:tc>
+          <w:tcPr>
+            <w:tcW w:type="dxa" w:w="1000"/>
+            <w:tcBorders>
+              <w:top w:val="single" w:color="D9CCEF" w:sz="4"/>
+              <w:left w:val="single" w:color="D9CCEF" w:sz="4"/>
+              <w:bottom w:val="single" w:color="D9CCEF" w:sz="4"/>
+              <w:right w:val="single" w:color="D9CCEF" w:sz="4"/>
+            </w:tcBorders>
+            <w:tcMar>
+              <w:top w:type="dxa" w:w="60"/>
+              <w:left w:type="dxa" w:w="100"/>
+              <w:bottom w:type="dxa" w:w="60"/>
+              <w:right w:type="dxa" w:w="100"/>
+            </w:tcMar>
+            <w:vAlign w:val="top"/>
+          </w:tcPr>
+          <w:p>
+            <w:pPr>
+              <w:spacing w:after="40" w:before="40"/>
+            </w:pPr>
+          </w:p>
+        </w:tc>
+        <w:tc>
+          <w:tcPr>
+            <w:tcW w:type="dxa" w:w="1638"/>
+            <w:tcBorders>
+              <w:top w:val="single" w:color="D9CCEF" w:sz="4"/>
+              <w:left w:val="single" w:color="D9CCEF" w:sz="4"/>
+              <w:bottom w:val="single" w:color="D9CCEF" w:sz="4"/>
+              <w:right w:val="single" w:color="D9CCEF" w:sz="4"/>
+            </w:tcBorders>
+            <w:tcMar>
+              <w:top w:type="dxa" w:w="60"/>
+              <w:left w:type="dxa" w:w="100"/>
+              <w:bottom w:type="dxa" w:w="60"/>
+              <w:right w:type="dxa" w:w="100"/>
+            </w:tcMar>
+            <w:vAlign w:val="top"/>
+          </w:tcPr>
+          <w:p>
+            <w:pPr>
+              <w:spacing w:after="40" w:before="40"/>
+            </w:pPr>
+          </w:p>
+        </w:tc>
+      </w:tr>
+      <w:tr>
+        <w:trPr>
+          <w:cantSplit/>
+        </w:trPr>
+        <w:tc>
+          <w:tcPr>
+            <w:tcW w:type="dxa" w:w="900"/>
+            <w:tcBorders>
+              <w:top w:val="single" w:color="D9CCEF" w:sz="4"/>
+              <w:left w:val="single" w:color="D9CCEF" w:sz="4"/>
+              <w:bottom w:val="single" w:color="D9CCEF" w:sz="4"/>
+              <w:right w:val="single" w:color="D9CCEF" w:sz="4"/>
+            </w:tcBorders>
+            <w:shd w:fill="F7F3FD" w:color="auto" w:val="clear"/>
+            <w:tcMar>
+              <w:top w:type="dxa" w:w="60"/>
+              <w:left w:type="dxa" w:w="100"/>
+              <w:bottom w:type="dxa" w:w="60"/>
+              <w:right w:type="dxa" w:w="100"/>
+            </w:tcMar>
+            <w:vAlign w:val="top"/>
+          </w:tcPr>
+          <w:p>
+            <w:pPr>
+              <w:spacing w:after="40" w:before="40"/>
+            </w:pPr>
+          </w:p>
+        </w:tc>
+        <w:tc>
+          <w:tcPr>
+            <w:tcW w:type="dxa" w:w="1300"/>
+            <w:tcBorders>
+              <w:top w:val="single" w:color="D9CCEF" w:sz="4"/>
+              <w:left w:val="single" w:color="D9CCEF" w:sz="4"/>
+              <w:bottom w:val="single" w:color="D9CCEF" w:sz="4"/>
+              <w:right w:val="single" w:color="D9CCEF" w:sz="4"/>
+            </w:tcBorders>
+            <w:shd w:fill="F7F3FD" w:color="auto" w:val="clear"/>
+            <w:tcMar>
+              <w:top w:type="dxa" w:w="60"/>
+              <w:left w:type="dxa" w:w="100"/>
+              <w:bottom w:type="dxa" w:w="60"/>
+              <w:right w:type="dxa" w:w="100"/>
+            </w:tcMar>
+            <w:vAlign w:val="top"/>
+          </w:tcPr>
+          <w:p>
+            <w:pPr>
+              <w:spacing w:after="40" w:before="40"/>
+            </w:pPr>
+          </w:p>
+        </w:tc>
+        <w:tc>
+          <w:tcPr>
+            <w:tcW w:type="dxa" w:w="1300"/>
+            <w:tcBorders>
+              <w:top w:val="single" w:color="D9CCEF" w:sz="4"/>
+              <w:left w:val="single" w:color="D9CCEF" w:sz="4"/>
+              <w:bottom w:val="single" w:color="D9CCEF" w:sz="4"/>
+              <w:right w:val="single" w:color="D9CCEF" w:sz="4"/>
+            </w:tcBorders>
+            <w:shd w:fill="F7F3FD" w:color="auto" w:val="clear"/>
+            <w:tcMar>
+              <w:top w:type="dxa" w:w="60"/>
+              <w:left w:type="dxa" w:w="100"/>
+              <w:bottom w:type="dxa" w:w="60"/>
+              <w:right w:type="dxa" w:w="100"/>
+            </w:tcMar>
+            <w:vAlign w:val="top"/>
+          </w:tcPr>
+          <w:p>
+            <w:pPr>
+              <w:spacing w:after="40" w:before="40"/>
+            </w:pPr>
+          </w:p>
+        </w:tc>
+        <w:tc>
+          <w:tcPr>
+            <w:tcW w:type="dxa" w:w="1700"/>
+            <w:tcBorders>
+              <w:top w:val="single" w:color="D9CCEF" w:sz="4"/>
+              <w:left w:val="single" w:color="D9CCEF" w:sz="4"/>
+              <w:bottom w:val="single" w:color="D9CCEF" w:sz="4"/>
+              <w:right w:val="single" w:color="D9CCEF" w:sz="4"/>
+            </w:tcBorders>
+            <w:shd w:fill="F7F3FD" w:color="auto" w:val="clear"/>
+            <w:tcMar>
+              <w:top w:type="dxa" w:w="60"/>
+              <w:left w:type="dxa" w:w="100"/>
+              <w:bottom w:type="dxa" w:w="60"/>
+              <w:right w:type="dxa" w:w="100"/>
+            </w:tcMar>
+            <w:vAlign w:val="top"/>
+          </w:tcPr>
+          <w:p>
+            <w:pPr>
+              <w:spacing w:after="40" w:before="40"/>
+            </w:pPr>
+          </w:p>
+        </w:tc>
+        <w:tc>
+          <w:tcPr>
+            <w:tcW w:type="dxa" w:w="900"/>
+            <w:tcBorders>
+              <w:top w:val="single" w:color="D9CCEF" w:sz="4"/>
+              <w:left w:val="single" w:color="D9CCEF" w:sz="4"/>
+              <w:bottom w:val="single" w:color="D9CCEF" w:sz="4"/>
+              <w:right w:val="single" w:color="D9CCEF" w:sz="4"/>
+            </w:tcBorders>
+            <w:shd w:fill="F7F3FD" w:color="auto" w:val="clear"/>
+            <w:tcMar>
+              <w:top w:type="dxa" w:w="60"/>
+              <w:left w:type="dxa" w:w="100"/>
+              <w:bottom w:type="dxa" w:w="60"/>
+              <w:right w:type="dxa" w:w="100"/>
+            </w:tcMar>
+            <w:vAlign w:val="top"/>
+          </w:tcPr>
+          <w:p>
+            <w:pPr>
+              <w:spacing w:after="40" w:before="40"/>
+            </w:pPr>
+          </w:p>
+        </w:tc>
+        <w:tc>
+          <w:tcPr>
+            <w:tcW w:type="dxa" w:w="900"/>
+            <w:tcBorders>
+              <w:top w:val="single" w:color="D9CCEF" w:sz="4"/>
+              <w:left w:val="single" w:color="D9CCEF" w:sz="4"/>
+              <w:bottom w:val="single" w:color="D9CCEF" w:sz="4"/>
+              <w:right w:val="single" w:color="D9CCEF" w:sz="4"/>
+            </w:tcBorders>
+            <w:shd w:fill="F7F3FD" w:color="auto" w:val="clear"/>
+            <w:tcMar>
+              <w:top w:type="dxa" w:w="60"/>
+              <w:left w:type="dxa" w:w="100"/>
+              <w:bottom w:type="dxa" w:w="60"/>
+              <w:right w:type="dxa" w:w="100"/>
+            </w:tcMar>
+            <w:vAlign w:val="top"/>
+          </w:tcPr>
+          <w:p>
+            <w:pPr>
+              <w:spacing w:after="40" w:before="40"/>
+            </w:pPr>
+          </w:p>
+        </w:tc>
+        <w:tc>
+          <w:tcPr>
+            <w:tcW w:type="dxa" w:w="1000"/>
+            <w:tcBorders>
+              <w:top w:val="single" w:color="D9CCEF" w:sz="4"/>
+              <w:left w:val="single" w:color="D9CCEF" w:sz="4"/>
+              <w:bottom w:val="single" w:color="D9CCEF" w:sz="4"/>
+              <w:right w:val="single" w:color="D9CCEF" w:sz="4"/>
+            </w:tcBorders>
+            <w:shd w:fill="F7F3FD" w:color="auto" w:val="clear"/>
+            <w:tcMar>
+              <w:top w:type="dxa" w:w="60"/>
+              <w:left w:type="dxa" w:w="100"/>
+              <w:bottom w:type="dxa" w:w="60"/>
+              <w:right w:type="dxa" w:w="100"/>
+            </w:tcMar>
+            <w:vAlign w:val="top"/>
+          </w:tcPr>
+          <w:p>
+            <w:pPr>
+              <w:spacing w:after="40" w:before="40"/>
+            </w:pPr>
+          </w:p>
+        </w:tc>
+        <w:tc>
+          <w:tcPr>
+            <w:tcW w:type="dxa" w:w="1638"/>
+            <w:tcBorders>
+              <w:top w:val="single" w:color="D9CCEF" w:sz="4"/>
+              <w:left w:val="single" w:color="D9CCEF" w:sz="4"/>
+              <w:bottom w:val="single" w:color="D9CCEF" w:sz="4"/>
+              <w:right w:val="single" w:color="D9CCEF" w:sz="4"/>
+            </w:tcBorders>
+            <w:shd w:fill="F7F3FD" w:color="auto" w:val="clear"/>
+            <w:tcMar>
+              <w:top w:type="dxa" w:w="60"/>
+              <w:left w:type="dxa" w:w="100"/>
+              <w:bottom w:type="dxa" w:w="60"/>
+              <w:right w:type="dxa" w:w="100"/>
+            </w:tcMar>
+            <w:vAlign w:val="top"/>
+          </w:tcPr>
+          <w:p>
+            <w:pPr>
+              <w:spacing w:after="40" w:before="40"/>
+            </w:pPr>
+          </w:p>
+        </w:tc>
+      </w:tr>
+      <w:tr>
+        <w:trPr>
+          <w:cantSplit/>
+        </w:trPr>
+        <w:tc>
+          <w:tcPr>
+            <w:tcW w:type="dxa" w:w="900"/>
+            <w:tcBorders>
+              <w:top w:val="single" w:color="D9CCEF" w:sz="4"/>
+              <w:left w:val="single" w:color="D9CCEF" w:sz="4"/>
+              <w:bottom w:val="single" w:color="D9CCEF" w:sz="4"/>
+              <w:right w:val="single" w:color="D9CCEF" w:sz="4"/>
+            </w:tcBorders>
+            <w:tcMar>
+              <w:top w:type="dxa" w:w="60"/>
+              <w:left w:type="dxa" w:w="100"/>
+              <w:bottom w:type="dxa" w:w="60"/>
+              <w:right w:type="dxa" w:w="100"/>
+            </w:tcMar>
+            <w:vAlign w:val="top"/>
+          </w:tcPr>
+          <w:p>
+            <w:pPr>
+              <w:spacing w:after="40" w:before="40"/>
+            </w:pPr>
+          </w:p>
+        </w:tc>
+        <w:tc>
+          <w:tcPr>
+            <w:tcW w:type="dxa" w:w="1300"/>
+            <w:tcBorders>
+              <w:top w:val="single" w:color="D9CCEF" w:sz="4"/>
+              <w:left w:val="single" w:color="D9CCEF" w:sz="4"/>
+              <w:bottom w:val="single" w:color="D9CCEF" w:sz="4"/>
+              <w:right w:val="single" w:color="D9CCEF" w:sz="4"/>
+            </w:tcBorders>
+            <w:tcMar>
+              <w:top w:type="dxa" w:w="60"/>
+              <w:left w:type="dxa" w:w="100"/>
+              <w:bottom w:type="dxa" w:w="60"/>
+              <w:right w:type="dxa" w:w="100"/>
+            </w:tcMar>
+            <w:vAlign w:val="top"/>
+          </w:tcPr>
+          <w:p>
+            <w:pPr>
+              <w:spacing w:after="40" w:before="40"/>
+            </w:pPr>
+          </w:p>
+        </w:tc>
+        <w:tc>
+          <w:tcPr>
+            <w:tcW w:type="dxa" w:w="1300"/>
+            <w:tcBorders>
+              <w:top w:val="single" w:color="D9CCEF" w:sz="4"/>
+              <w:left w:val="single" w:color="D9CCEF" w:sz="4"/>
+              <w:bottom w:val="single" w:color="D9CCEF" w:sz="4"/>
+              <w:right w:val="single" w:color="D9CCEF" w:sz="4"/>
+            </w:tcBorders>
+            <w:tcMar>
+              <w:top w:type="dxa" w:w="60"/>
+              <w:left w:type="dxa" w:w="100"/>
+              <w:bottom w:type="dxa" w:w="60"/>
+              <w:right w:type="dxa" w:w="100"/>
+            </w:tcMar>
+            <w:vAlign w:val="top"/>
+          </w:tcPr>
+          <w:p>
+            <w:pPr>
+              <w:spacing w:after="40" w:before="40"/>
+            </w:pPr>
+          </w:p>
+        </w:tc>
+        <w:tc>
+          <w:tcPr>
+            <w:tcW w:type="dxa" w:w="1700"/>
+            <w:tcBorders>
+              <w:top w:val="single" w:color="D9CCEF" w:sz="4"/>
+              <w:left w:val="single" w:color="D9CCEF" w:sz="4"/>
+              <w:bottom w:val="single" w:color="D9CCEF" w:sz="4"/>
+              <w:right w:val="single" w:color="D9CCEF" w:sz="4"/>
+            </w:tcBorders>
+            <w:tcMar>
+              <w:top w:type="dxa" w:w="60"/>
+              <w:left w:type="dxa" w:w="100"/>
+              <w:bottom w:type="dxa" w:w="60"/>
+              <w:right w:type="dxa" w:w="100"/>
+            </w:tcMar>
+            <w:vAlign w:val="top"/>
+          </w:tcPr>
+          <w:p>
+            <w:pPr>
+              <w:spacing w:after="40" w:before="40"/>
+            </w:pPr>
+          </w:p>
+        </w:tc>
+        <w:tc>
+          <w:tcPr>
+            <w:tcW w:type="dxa" w:w="900"/>
+            <w:tcBorders>
+              <w:top w:val="single" w:color="D9CCEF" w:sz="4"/>
+              <w:left w:val="single" w:color="D9CCEF" w:sz="4"/>
+              <w:bottom w:val="single" w:color="D9CCEF" w:sz="4"/>
+              <w:right w:val="single" w:color="D9CCEF" w:sz="4"/>
+            </w:tcBorders>
+            <w:tcMar>
+              <w:top w:type="dxa" w:w="60"/>
+              <w:left w:type="dxa" w:w="100"/>
+              <w:bottom w:type="dxa" w:w="60"/>
+              <w:right w:type="dxa" w:w="100"/>
+            </w:tcMar>
+            <w:vAlign w:val="top"/>
+          </w:tcPr>
+          <w:p>
+            <w:pPr>
+              <w:spacing w:after="40" w:before="40"/>
+            </w:pPr>
+          </w:p>
+        </w:tc>
+        <w:tc>
+          <w:tcPr>
+            <w:tcW w:type="dxa" w:w="900"/>
+            <w:tcBorders>
+              <w:top w:val="single" w:color="D9CCEF" w:sz="4"/>
+              <w:left w:val="single" w:color="D9CCEF" w:sz="4"/>
+              <w:bottom w:val="single" w:color="D9CCEF" w:sz="4"/>
+              <w:right w:val="single" w:color="D9CCEF" w:sz="4"/>
+            </w:tcBorders>
+            <w:tcMar>
+              <w:top w:type="dxa" w:w="60"/>
+              <w:left w:type="dxa" w:w="100"/>
+              <w:bottom w:type="dxa" w:w="60"/>
+              <w:right w:type="dxa" w:w="100"/>
+            </w:tcMar>
+            <w:vAlign w:val="top"/>
+          </w:tcPr>
+          <w:p>
+            <w:pPr>
+              <w:spacing w:after="40" w:before="40"/>
+            </w:pPr>
+          </w:p>
+        </w:tc>
+        <w:tc>
+          <w:tcPr>
+            <w:tcW w:type="dxa" w:w="1000"/>
+            <w:tcBorders>
+              <w:top w:val="single" w:color="D9CCEF" w:sz="4"/>
+              <w:left w:val="single" w:color="D9CCEF" w:sz="4"/>
+              <w:bottom w:val="single" w:color="D9CCEF" w:sz="4"/>
+              <w:right w:val="single" w:color="D9CCEF" w:sz="4"/>
+            </w:tcBorders>
+            <w:tcMar>
+              <w:top w:type="dxa" w:w="60"/>
+              <w:left w:type="dxa" w:w="100"/>
+              <w:bottom w:type="dxa" w:w="60"/>
+              <w:right w:type="dxa" w:w="100"/>
+            </w:tcMar>
+            <w:vAlign w:val="top"/>
+          </w:tcPr>
+          <w:p>
+            <w:pPr>
+              <w:spacing w:after="40" w:before="40"/>
+            </w:pPr>
+          </w:p>
+        </w:tc>
+        <w:tc>
+          <w:tcPr>
+            <w:tcW w:type="dxa" w:w="1638"/>
+            <w:tcBorders>
+              <w:top w:val="single" w:color="D9CCEF" w:sz="4"/>
+              <w:left w:val="single" w:color="D9CCEF" w:sz="4"/>
+              <w:bottom w:val="single" w:color="D9CCEF" w:sz="4"/>
+              <w:right w:val="single" w:color="D9CCEF" w:sz="4"/>
+            </w:tcBorders>
+            <w:tcMar>
+              <w:top w:type="dxa" w:w="60"/>
+              <w:left w:type="dxa" w:w="100"/>
+              <w:bottom w:type="dxa" w:w="60"/>
+              <w:right w:type="dxa" w:w="100"/>
+            </w:tcMar>
+            <w:vAlign w:val="top"/>
+          </w:tcPr>
+          <w:p>
+            <w:pPr>
+              <w:spacing w:after="40" w:before="40"/>
+            </w:pPr>
+          </w:p>
+        </w:tc>
+      </w:tr>
+      <w:tr>
+        <w:trPr>
+          <w:cantSplit/>
+        </w:trPr>
+        <w:tc>
+          <w:tcPr>
+            <w:tcW w:type="dxa" w:w="900"/>
+            <w:tcBorders>
+              <w:top w:val="single" w:color="D9CCEF" w:sz="4"/>
+              <w:left w:val="single" w:color="D9CCEF" w:sz="4"/>
+              <w:bottom w:val="single" w:color="D9CCEF" w:sz="4"/>
+              <w:right w:val="single" w:color="D9CCEF" w:sz="4"/>
+            </w:tcBorders>
+            <w:shd w:fill="F7F3FD" w:color="auto" w:val="clear"/>
+            <w:tcMar>
+              <w:top w:type="dxa" w:w="60"/>
+              <w:left w:type="dxa" w:w="100"/>
+              <w:bottom w:type="dxa" w:w="60"/>
+              <w:right w:type="dxa" w:w="100"/>
+            </w:tcMar>
+            <w:vAlign w:val="top"/>
+          </w:tcPr>
+          <w:p>
+            <w:pPr>
+              <w:spacing w:after="40" w:before="40"/>
+            </w:pPr>
+          </w:p>
+        </w:tc>
+        <w:tc>
+          <w:tcPr>
+            <w:tcW w:type="dxa" w:w="1300"/>
+            <w:tcBorders>
+              <w:top w:val="single" w:color="D9CCEF" w:sz="4"/>
+              <w:left w:val="single" w:color="D9CCEF" w:sz="4"/>
+              <w:bottom w:val="single" w:color="D9CCEF" w:sz="4"/>
+              <w:right w:val="single" w:color="D9CCEF" w:sz="4"/>
+            </w:tcBorders>
+            <w:shd w:fill="F7F3FD" w:color="auto" w:val="clear"/>
+            <w:tcMar>
+              <w:top w:type="dxa" w:w="60"/>
+              <w:left w:type="dxa" w:w="100"/>
+              <w:bottom w:type="dxa" w:w="60"/>
+              <w:right w:type="dxa" w:w="100"/>
+            </w:tcMar>
+            <w:vAlign w:val="top"/>
+          </w:tcPr>
+          <w:p>
+            <w:pPr>
+              <w:spacing w:after="40" w:before="40"/>
+            </w:pPr>
+          </w:p>
+        </w:tc>
+        <w:tc>
+          <w:tcPr>
+            <w:tcW w:type="dxa" w:w="1300"/>
+            <w:tcBorders>
+              <w:top w:val="single" w:color="D9CCEF" w:sz="4"/>
+              <w:left w:val="single" w:color="D9CCEF" w:sz="4"/>
+              <w:bottom w:val="single" w:color="D9CCEF" w:sz="4"/>
+              <w:right w:val="single" w:color="D9CCEF" w:sz="4"/>
+            </w:tcBorders>
+            <w:shd w:fill="F7F3FD" w:color="auto" w:val="clear"/>
+            <w:tcMar>
+              <w:top w:type="dxa" w:w="60"/>
+              <w:left w:type="dxa" w:w="100"/>
+              <w:bottom w:type="dxa" w:w="60"/>
+              <w:right w:type="dxa" w:w="100"/>
+            </w:tcMar>
+            <w:vAlign w:val="top"/>
+          </w:tcPr>
+          <w:p>
+            <w:pPr>
+              <w:spacing w:after="40" w:before="40"/>
+            </w:pPr>
+          </w:p>
+        </w:tc>
+        <w:tc>
+          <w:tcPr>
+            <w:tcW w:type="dxa" w:w="1700"/>
+            <w:tcBorders>
+              <w:top w:val="single" w:color="D9CCEF" w:sz="4"/>
+              <w:left w:val="single" w:color="D9CCEF" w:sz="4"/>
+              <w:bottom w:val="single" w:color="D9CCEF" w:sz="4"/>
+              <w:right w:val="single" w:color="D9CCEF" w:sz="4"/>
+            </w:tcBorders>
+            <w:shd w:fill="F7F3FD" w:color="auto" w:val="clear"/>
+            <w:tcMar>
+              <w:top w:type="dxa" w:w="60"/>
+              <w:left w:type="dxa" w:w="100"/>
+              <w:bottom w:type="dxa" w:w="60"/>
+              <w:right w:type="dxa" w:w="100"/>
+            </w:tcMar>
+            <w:vAlign w:val="top"/>
+          </w:tcPr>
+          <w:p>
+            <w:pPr>
+              <w:spacing w:after="40" w:before="40"/>
+            </w:pPr>
+          </w:p>
+        </w:tc>
+        <w:tc>
+          <w:tcPr>
+            <w:tcW w:type="dxa" w:w="900"/>
+            <w:tcBorders>
+              <w:top w:val="single" w:color="D9CCEF" w:sz="4"/>
+              <w:left w:val="single" w:color="D9CCEF" w:sz="4"/>
+              <w:bottom w:val="single" w:color="D9CCEF" w:sz="4"/>
+              <w:right w:val="single" w:color="D9CCEF" w:sz="4"/>
+            </w:tcBorders>
+            <w:shd w:fill="F7F3FD" w:color="auto" w:val="clear"/>
+            <w:tcMar>
+              <w:top w:type="dxa" w:w="60"/>
+              <w:left w:type="dxa" w:w="100"/>
+              <w:bottom w:type="dxa" w:w="60"/>
+              <w:right w:type="dxa" w:w="100"/>
+            </w:tcMar>
+            <w:vAlign w:val="top"/>
+          </w:tcPr>
+          <w:p>
+            <w:pPr>
+              <w:spacing w:after="40" w:before="40"/>
+            </w:pPr>
+          </w:p>
+        </w:tc>
+        <w:tc>
+          <w:tcPr>
+            <w:tcW w:type="dxa" w:w="900"/>
+            <w:tcBorders>
+              <w:top w:val="single" w:color="D9CCEF" w:sz="4"/>
+              <w:left w:val="single" w:color="D9CCEF" w:sz="4"/>
+              <w:bottom w:val="single" w:color="D9CCEF" w:sz="4"/>
+              <w:right w:val="single" w:color="D9CCEF" w:sz="4"/>
+            </w:tcBorders>
+            <w:shd w:fill="F7F3FD" w:color="auto" w:val="clear"/>
+            <w:tcMar>
+              <w:top w:type="dxa" w:w="60"/>
+              <w:left w:type="dxa" w:w="100"/>
+              <w:bottom w:type="dxa" w:w="60"/>
+              <w:right w:type="dxa" w:w="100"/>
+            </w:tcMar>
+            <w:vAlign w:val="top"/>
+          </w:tcPr>
+          <w:p>
+            <w:pPr>
+              <w:spacing w:after="40" w:before="40"/>
+            </w:pPr>
+          </w:p>
+        </w:tc>
+        <w:tc>
+          <w:tcPr>
+            <w:tcW w:type="dxa" w:w="1000"/>
+            <w:tcBorders>
+              <w:top w:val="single" w:color="D9CCEF" w:sz="4"/>
+              <w:left w:val="single" w:color="D9CCEF" w:sz="4"/>
+              <w:bottom w:val="single" w:color="D9CCEF" w:sz="4"/>
+              <w:right w:val="single" w:color="D9CCEF" w:sz="4"/>
+            </w:tcBorders>
+            <w:shd w:fill="F7F3FD" w:color="auto" w:val="clear"/>
+            <w:tcMar>
+              <w:top w:type="dxa" w:w="60"/>
+              <w:left w:type="dxa" w:w="100"/>
+              <w:bottom w:type="dxa" w:w="60"/>
+              <w:right w:type="dxa" w:w="100"/>
+            </w:tcMar>
+            <w:vAlign w:val="top"/>
+          </w:tcPr>
+          <w:p>
+            <w:pPr>
+              <w:spacing w:after="40" w:before="40"/>
+            </w:pPr>
+          </w:p>
+        </w:tc>
+        <w:tc>
+          <w:tcPr>
+            <w:tcW w:type="dxa" w:w="1638"/>
+            <w:tcBorders>
+              <w:top w:val="single" w:color="D9CCEF" w:sz="4"/>
+              <w:left w:val="single" w:color="D9CCEF" w:sz="4"/>
+              <w:bottom w:val="single" w:color="D9CCEF" w:sz="4"/>
+              <w:right w:val="single" w:color="D9CCEF" w:sz="4"/>
+            </w:tcBorders>
+            <w:shd w:fill="F7F3FD" w:color="auto" w:val="clear"/>
+            <w:tcMar>
+              <w:top w:type="dxa" w:w="60"/>
+              <w:left w:type="dxa" w:w="100"/>
+              <w:bottom w:type="dxa" w:w="60"/>
+              <w:right w:type="dxa" w:w="100"/>
+            </w:tcMar>
+            <w:vAlign w:val="top"/>
+          </w:tcPr>
+          <w:p>
+            <w:pPr>
+              <w:spacing w:after="40" w:before="40"/>
+            </w:pPr>
+          </w:p>
+        </w:tc>
+      </w:tr>
+      <w:tr>
+        <w:trPr>
+          <w:cantSplit/>
+        </w:trPr>
+        <w:tc>
+          <w:tcPr>
+            <w:tcW w:type="dxa" w:w="900"/>
+            <w:tcBorders>
+              <w:top w:val="single" w:color="D9CCEF" w:sz="4"/>
+              <w:left w:val="single" w:color="D9CCEF" w:sz="4"/>
+              <w:bottom w:val="single" w:color="D9CCEF" w:sz="4"/>
+              <w:right w:val="single" w:color="D9CCEF" w:sz="4"/>
+            </w:tcBorders>
+            <w:tcMar>
+              <w:top w:type="dxa" w:w="60"/>
+              <w:left w:type="dxa" w:w="100"/>
+              <w:bottom w:type="dxa" w:w="60"/>
+              <w:right w:type="dxa" w:w="100"/>
+            </w:tcMar>
+            <w:vAlign w:val="top"/>
+          </w:tcPr>
+          <w:p>
+            <w:pPr>
+              <w:spacing w:after="40" w:before="40"/>
+            </w:pPr>
+          </w:p>
+        </w:tc>
+        <w:tc>
+          <w:tcPr>
+            <w:tcW w:type="dxa" w:w="1300"/>
+            <w:tcBorders>
+              <w:top w:val="single" w:color="D9CCEF" w:sz="4"/>
+              <w:left w:val="single" w:color="D9CCEF" w:sz="4"/>
+              <w:bottom w:val="single" w:color="D9CCEF" w:sz="4"/>
+              <w:right w:val="single" w:color="D9CCEF" w:sz="4"/>
+            </w:tcBorders>
+            <w:tcMar>
+              <w:top w:type="dxa" w:w="60"/>
+              <w:left w:type="dxa" w:w="100"/>
+              <w:bottom w:type="dxa" w:w="60"/>
+              <w:right w:type="dxa" w:w="100"/>
+            </w:tcMar>
+            <w:vAlign w:val="top"/>
+          </w:tcPr>
+          <w:p>
+            <w:pPr>
+              <w:spacing w:after="40" w:before="40"/>
+            </w:pPr>
+          </w:p>
+        </w:tc>
+        <w:tc>
+          <w:tcPr>
+            <w:tcW w:type="dxa" w:w="1300"/>
+            <w:tcBorders>
+              <w:top w:val="single" w:color="D9CCEF" w:sz="4"/>
+              <w:left w:val="single" w:color="D9CCEF" w:sz="4"/>
+              <w:bottom w:val="single" w:color="D9CCEF" w:sz="4"/>
+              <w:right w:val="single" w:color="D9CCEF" w:sz="4"/>
+            </w:tcBorders>
+            <w:tcMar>
+              <w:top w:type="dxa" w:w="60"/>
+              <w:left w:type="dxa" w:w="100"/>
+              <w:bottom w:type="dxa" w:w="60"/>
+              <w:right w:type="dxa" w:w="100"/>
+            </w:tcMar>
+            <w:vAlign w:val="top"/>
+          </w:tcPr>
+          <w:p>
+            <w:pPr>
+              <w:spacing w:after="40" w:before="40"/>
+            </w:pPr>
+          </w:p>
+        </w:tc>
+        <w:tc>
+          <w:tcPr>
+            <w:tcW w:type="dxa" w:w="1700"/>
+            <w:tcBorders>
+              <w:top w:val="single" w:color="D9CCEF" w:sz="4"/>
+              <w:left w:val="single" w:color="D9CCEF" w:sz="4"/>
+              <w:bottom w:val="single" w:color="D9CCEF" w:sz="4"/>
+              <w:right w:val="single" w:color="D9CCEF" w:sz="4"/>
+            </w:tcBorders>
+            <w:tcMar>
+              <w:top w:type="dxa" w:w="60"/>
+              <w:left w:type="dxa" w:w="100"/>
+              <w:bottom w:type="dxa" w:w="60"/>
+              <w:right w:type="dxa" w:w="100"/>
+            </w:tcMar>
+            <w:vAlign w:val="top"/>
+          </w:tcPr>
+          <w:p>
+            <w:pPr>
+              <w:spacing w:after="40" w:before="40"/>
+            </w:pPr>
+          </w:p>
+        </w:tc>
+        <w:tc>
+          <w:tcPr>
+            <w:tcW w:type="dxa" w:w="900"/>
+            <w:tcBorders>
+              <w:top w:val="single" w:color="D9CCEF" w:sz="4"/>
+              <w:left w:val="single" w:color="D9CCEF" w:sz="4"/>
+              <w:bottom w:val="single" w:color="D9CCEF" w:sz="4"/>
+              <w:right w:val="single" w:color="D9CCEF" w:sz="4"/>
+            </w:tcBorders>
+            <w:tcMar>
+              <w:top w:type="dxa" w:w="60"/>
+              <w:left w:type="dxa" w:w="100"/>
+              <w:bottom w:type="dxa" w:w="60"/>
+              <w:right w:type="dxa" w:w="100"/>
+            </w:tcMar>
+            <w:vAlign w:val="top"/>
+          </w:tcPr>
+          <w:p>
+            <w:pPr>
+              <w:spacing w:after="40" w:before="40"/>
+            </w:pPr>
+          </w:p>
+        </w:tc>
+        <w:tc>
+          <w:tcPr>
+            <w:tcW w:type="dxa" w:w="900"/>
+            <w:tcBorders>
+              <w:top w:val="single" w:color="D9CCEF" w:sz="4"/>
+              <w:left w:val="single" w:color="D9CCEF" w:sz="4"/>
+              <w:bottom w:val="single" w:color="D9CCEF" w:sz="4"/>
+              <w:right w:val="single" w:color="D9CCEF" w:sz="4"/>
+            </w:tcBorders>
+            <w:tcMar>
+              <w:top w:type="dxa" w:w="60"/>
+              <w:left w:type="dxa" w:w="100"/>
+              <w:bottom w:type="dxa" w:w="60"/>
+              <w:right w:type="dxa" w:w="100"/>
+            </w:tcMar>
+            <w:vAlign w:val="top"/>
+          </w:tcPr>
+          <w:p>
+            <w:pPr>
+              <w:spacing w:after="40" w:before="40"/>
+            </w:pPr>
+          </w:p>
+        </w:tc>
+        <w:tc>
+          <w:tcPr>
+            <w:tcW w:type="dxa" w:w="1000"/>
+            <w:tcBorders>
+              <w:top w:val="single" w:color="D9CCEF" w:sz="4"/>
+              <w:left w:val="single" w:color="D9CCEF" w:sz="4"/>
+              <w:bottom w:val="single" w:color="D9CCEF" w:sz="4"/>
+              <w:right w:val="single" w:color="D9CCEF" w:sz="4"/>
+            </w:tcBorders>
+            <w:tcMar>
+              <w:top w:type="dxa" w:w="60"/>
+              <w:left w:type="dxa" w:w="100"/>
+              <w:bottom w:type="dxa" w:w="60"/>
+              <w:right w:type="dxa" w:w="100"/>
+            </w:tcMar>
+            <w:vAlign w:val="top"/>
+          </w:tcPr>
+          <w:p>
+            <w:pPr>
+              <w:spacing w:after="40" w:before="40"/>
+            </w:pPr>
+          </w:p>
+        </w:tc>
+        <w:tc>
+          <w:tcPr>
+            <w:tcW w:type="dxa" w:w="1638"/>
+            <w:tcBorders>
+              <w:top w:val="single" w:color="D9CCEF" w:sz="4"/>
+              <w:left w:val="single" w:color="D9CCEF" w:sz="4"/>
+              <w:bottom w:val="single" w:color="D9CCEF" w:sz="4"/>
+              <w:right w:val="single" w:color="D9CCEF" w:sz="4"/>
+            </w:tcBorders>
+            <w:tcMar>
+              <w:top w:type="dxa" w:w="60"/>
+              <w:left w:type="dxa" w:w="100"/>
+              <w:bottom w:type="dxa" w:w="60"/>
+              <w:right w:type="dxa" w:w="100"/>
+            </w:tcMar>
+            <w:vAlign w:val="top"/>
+          </w:tcPr>
+          <w:p>
+            <w:pPr>
+              <w:spacing w:after="40" w:before="40"/>
+            </w:pPr>
+          </w:p>
+        </w:tc>
+      </w:tr>
+      <w:tr>
+        <w:trPr>
+          <w:cantSplit/>
+        </w:trPr>
+        <w:tc>
+          <w:tcPr>
+            <w:tcW w:type="dxa" w:w="900"/>
+            <w:tcBorders>
+              <w:top w:val="single" w:color="D9CCEF" w:sz="4"/>
+              <w:left w:val="single" w:color="D9CCEF" w:sz="4"/>
+              <w:bottom w:val="single" w:color="D9CCEF" w:sz="4"/>
+              <w:right w:val="single" w:color="D9CCEF" w:sz="4"/>
+            </w:tcBorders>
+            <w:shd w:fill="F7F3FD" w:color="auto" w:val="clear"/>
+            <w:tcMar>
+              <w:top w:type="dxa" w:w="60"/>
+              <w:left w:type="dxa" w:w="100"/>
+              <w:bottom w:type="dxa" w:w="60"/>
+              <w:right w:type="dxa" w:w="100"/>
+            </w:tcMar>
+            <w:vAlign w:val="top"/>
+          </w:tcPr>
+          <w:p>
+            <w:pPr>
+              <w:spacing w:after="40" w:before="40"/>
+            </w:pPr>
+          </w:p>
+        </w:tc>
+        <w:tc>
+          <w:tcPr>
+            <w:tcW w:type="dxa" w:w="1300"/>
+            <w:tcBorders>
+              <w:top w:val="single" w:color="D9CCEF" w:sz="4"/>
+              <w:left w:val="single" w:color="D9CCEF" w:sz="4"/>
+              <w:bottom w:val="single" w:color="D9CCEF" w:sz="4"/>
+              <w:right w:val="single" w:color="D9CCEF" w:sz="4"/>
+            </w:tcBorders>
+            <w:shd w:fill="F7F3FD" w:color="auto" w:val="clear"/>
+            <w:tcMar>
+              <w:top w:type="dxa" w:w="60"/>
+              <w:left w:type="dxa" w:w="100"/>
+              <w:bottom w:type="dxa" w:w="60"/>
+              <w:right w:type="dxa" w:w="100"/>
+            </w:tcMar>
+            <w:vAlign w:val="top"/>
+          </w:tcPr>
+          <w:p>
+            <w:pPr>
+              <w:spacing w:after="40" w:before="40"/>
+            </w:pPr>
+          </w:p>
+        </w:tc>
+        <w:tc>
+          <w:tcPr>
+            <w:tcW w:type="dxa" w:w="1300"/>
+            <w:tcBorders>
+              <w:top w:val="single" w:color="D9CCEF" w:sz="4"/>
+              <w:left w:val="single" w:color="D9CCEF" w:sz="4"/>
+              <w:bottom w:val="single" w:color="D9CCEF" w:sz="4"/>
+              <w:right w:val="single" w:color="D9CCEF" w:sz="4"/>
+            </w:tcBorders>
+            <w:shd w:fill="F7F3FD" w:color="auto" w:val="clear"/>
+            <w:tcMar>
+              <w:top w:type="dxa" w:w="60"/>
+              <w:left w:type="dxa" w:w="100"/>
+              <w:bottom w:type="dxa" w:w="60"/>
+              <w:right w:type="dxa" w:w="100"/>
+            </w:tcMar>
+            <w:vAlign w:val="top"/>
+          </w:tcPr>
+          <w:p>
+            <w:pPr>
+              <w:spacing w:after="40" w:before="40"/>
+            </w:pPr>
+          </w:p>
+        </w:tc>
+        <w:tc>
+          <w:tcPr>
+            <w:tcW w:type="dxa" w:w="1700"/>
+            <w:tcBorders>
+              <w:top w:val="single" w:color="D9CCEF" w:sz="4"/>
+              <w:left w:val="single" w:color="D9CCEF" w:sz="4"/>
+              <w:bottom w:val="single" w:color="D9CCEF" w:sz="4"/>
+              <w:right w:val="single" w:color="D9CCEF" w:sz="4"/>
+            </w:tcBorders>
+            <w:shd w:fill="F7F3FD" w:color="auto" w:val="clear"/>
+            <w:tcMar>
+              <w:top w:type="dxa" w:w="60"/>
+              <w:left w:type="dxa" w:w="100"/>
+              <w:bottom w:type="dxa" w:w="60"/>
+              <w:right w:type="dxa" w:w="100"/>
+            </w:tcMar>
+            <w:vAlign w:val="top"/>
+          </w:tcPr>
+          <w:p>
+            <w:pPr>
+              <w:spacing w:after="40" w:before="40"/>
+            </w:pPr>
+          </w:p>
+        </w:tc>
+        <w:tc>
+          <w:tcPr>
+            <w:tcW w:type="dxa" w:w="900"/>
+            <w:tcBorders>
+              <w:top w:val="single" w:color="D9CCEF" w:sz="4"/>
+              <w:left w:val="single" w:color="D9CCEF" w:sz="4"/>
+              <w:bottom w:val="single" w:color="D9CCEF" w:sz="4"/>
+              <w:right w:val="single" w:color="D9CCEF" w:sz="4"/>
+            </w:tcBorders>
+            <w:shd w:fill="F7F3FD" w:color="auto" w:val="clear"/>
+            <w:tcMar>
+              <w:top w:type="dxa" w:w="60"/>
+              <w:left w:type="dxa" w:w="100"/>
+              <w:bottom w:type="dxa" w:w="60"/>
+              <w:right w:type="dxa" w:w="100"/>
+            </w:tcMar>
+            <w:vAlign w:val="top"/>
+          </w:tcPr>
+          <w:p>
+            <w:pPr>
+              <w:spacing w:after="40" w:before="40"/>
+            </w:pPr>
+          </w:p>
+        </w:tc>
+        <w:tc>
+          <w:tcPr>
+            <w:tcW w:type="dxa" w:w="900"/>
+            <w:tcBorders>
+              <w:top w:val="single" w:color="D9CCEF" w:sz="4"/>
+              <w:left w:val="single" w:color="D9CCEF" w:sz="4"/>
+              <w:bottom w:val="single" w:color="D9CCEF" w:sz="4"/>
+              <w:right w:val="single" w:color="D9CCEF" w:sz="4"/>
+            </w:tcBorders>
+            <w:shd w:fill="F7F3FD" w:color="auto" w:val="clear"/>
+            <w:tcMar>
+              <w:top w:type="dxa" w:w="60"/>
+              <w:left w:type="dxa" w:w="100"/>
+              <w:bottom w:type="dxa" w:w="60"/>
+              <w:right w:type="dxa" w:w="100"/>
+            </w:tcMar>
+            <w:vAlign w:val="top"/>
+          </w:tcPr>
+          <w:p>
+            <w:pPr>
+              <w:spacing w:after="40" w:before="40"/>
+            </w:pPr>
+          </w:p>
+        </w:tc>
+        <w:tc>
+          <w:tcPr>
+            <w:tcW w:type="dxa" w:w="1000"/>
+            <w:tcBorders>
+              <w:top w:val="single" w:color="D9CCEF" w:sz="4"/>
+              <w:left w:val="single" w:color="D9CCEF" w:sz="4"/>
+              <w:bottom w:val="single" w:color="D9CCEF" w:sz="4"/>
+              <w:right w:val="single" w:color="D9CCEF" w:sz="4"/>
+            </w:tcBorders>
+            <w:shd w:fill="F7F3FD" w:color="auto" w:val="clear"/>
+            <w:tcMar>
+              <w:top w:type="dxa" w:w="60"/>
+              <w:left w:type="dxa" w:w="100"/>
+              <w:bottom w:type="dxa" w:w="60"/>
+              <w:right w:type="dxa" w:w="100"/>
+            </w:tcMar>
+            <w:vAlign w:val="top"/>
+          </w:tcPr>
+          <w:p>
+            <w:pPr>
+              <w:spacing w:after="40" w:before="40"/>
+            </w:pPr>
+          </w:p>
+        </w:tc>
+        <w:tc>
+          <w:tcPr>
+            <w:tcW w:type="dxa" w:w="1638"/>
+            <w:tcBorders>
+              <w:top w:val="single" w:color="D9CCEF" w:sz="4"/>
+              <w:left w:val="single" w:color="D9CCEF" w:sz="4"/>
+              <w:bottom w:val="single" w:color="D9CCEF" w:sz="4"/>
+              <w:right w:val="single" w:color="D9CCEF" w:sz="4"/>
+            </w:tcBorders>
+            <w:shd w:fill="F7F3FD" w:color="auto" w:val="clear"/>
+            <w:tcMar>
+              <w:top w:type="dxa" w:w="60"/>
+              <w:left w:type="dxa" w:w="100"/>
+              <w:bottom w:type="dxa" w:w="60"/>
+              <w:right w:type="dxa" w:w="100"/>
+            </w:tcMar>
+            <w:vAlign w:val="top"/>
+          </w:tcPr>
+          <w:p>
+            <w:pPr>
+              <w:spacing w:after="40" w:before="40"/>
+            </w:pPr>
+          </w:p>
+        </w:tc>
+      </w:tr>
+    </w:tbl>
+    <w:p>
+      <w:pPr>
+        <w:spacing w:after="60"/>
+      </w:pPr>
+    </w:p>
+    <w:tbl>
+      <w:tblPr>
+        <w:tblW w:type="dxa" w:w="9638"/>
+        <w:tblBorders>
+          <w:top w:val="single" w:color="auto" w:sz="4"/>
+          <w:left w:val="single" w:color="auto" w:sz="4"/>
+          <w:bottom w:val="single" w:color="auto" w:sz="4"/>
+          <w:right w:val="single" w:color="auto" w:sz="4"/>
+          <w:insideH w:val="single" w:color="auto" w:sz="4"/>
+          <w:insideV w:val="single" w:color="auto" w:sz="4"/>
+        </w:tblBorders>
+      </w:tblPr>
+      <w:tblGrid>
+        <w:gridCol w:w="9638"/>
+      </w:tblGrid>
+      <w:tr>
+        <w:tc>
+          <w:tcPr>
+            <w:tcW w:type="dxa" w:w="9638"/>
+            <w:tcBorders>
+              <w:top w:val="single" w:color="FFF4EA" w:sz="4"/>
+              <w:left w:val="single" w:color="F4A259" w:sz="24"/>
+              <w:bottom w:val="single" w:color="FFF4EA" w:sz="4"/>
+              <w:right w:val="single" w:color="FFF4EA" w:sz="4"/>
+            </w:tcBorders>
+            <w:shd w:fill="FFF4EA" w:color="auto" w:val="clear"/>
+            <w:tcMar>
+              <w:top w:type="dxa" w:w="100"/>
+              <w:left w:type="dxa" w:w="180"/>
+              <w:bottom w:type="dxa" w:w="100"/>
+              <w:right w:type="dxa" w:w="140"/>
+            </w:tcMar>
+          </w:tcPr>
+          <w:p>
+            <w:pPr>
+              <w:spacing w:after="40" w:before="40"/>
+            </w:pPr>
+            <w:r>
+              <w:rPr>
+                <w:sz w:val="18"/>
+                <w:szCs w:val="18"/>
+              </w:rPr>
+              <w:t xml:space="preserve">Le véhicule sert exclusivement aux missions de l'association, jamais à un usage personnel. Il est conduit uniquement par un conducteur désigné, toujours en binôme lors d'un transport de personnes. Les enfants voyagent dans un siège adapté à leur âge. Tout incident, sinistre ou infraction est signalé au Président le jour même (voir article 22 bis du règlement intérieur).</w:t>
+            </w:r>
+          </w:p>
+        </w:tc>
+      </w:tr>
+    </w:tbl>
+    <w:p>
+      <w:pPr>
+        <w:spacing w:after="60"/>
+      </w:pPr>
+    </w:p>
     <w:sectPr>
       <w:headerReference w:type="default" r:id="rId6"/>
       <w:footerReference w:type="default" r:id="rId7"/>
